--- a/data/outputs/v2/Essential_Mathematics/SS2.1_Similarity_and_Enlargement/Essential_Mathematics_Similarity_and_Enlargement_FinalExplanation.docx
+++ b/data/outputs/v2/Essential_Mathematics/SS2.1_Similarity_and_Enlargement/Essential_Mathematics_Similarity_and_Enlargement_FinalExplanation.docx
@@ -38,6 +38,177 @@
           <w:szCs w:val="22"/>
         </w:rPr>
         <w:t xml:space="preserve">Student Assessment Document</w:t>
+      </w:r>
+    </w:p>
+    <w:p>
+      <w:pPr>
+        <w:spacing w:after="80" w:before="120"/>
+      </w:pPr>
+      <w:r>
+        <w:rPr>
+          <w:rFonts w:ascii="Arial" w:cs="Arial" w:eastAsia="Arial" w:hAnsi="Arial"/>
+          <w:b/>
+          <w:bCs/>
+          <w:color w:val="1F3864"/>
+          <w:sz w:val="20"/>
+          <w:szCs w:val="20"/>
+        </w:rPr>
+        <w:t xml:space="preserve">ATTRIBUTION AND LICENSING</w:t>
+      </w:r>
+    </w:p>
+    <w:p>
+      <w:pPr>
+        <w:spacing w:after="60" w:before="0"/>
+      </w:pPr>
+      <w:r>
+        <w:rPr>
+          <w:rFonts w:ascii="Arial" w:cs="Arial" w:eastAsia="Arial" w:hAnsi="Arial"/>
+          <w:b/>
+          <w:bCs/>
+          <w:sz w:val="17"/>
+          <w:szCs w:val="17"/>
+        </w:rPr>
+        <w:t xml:space="preserve">Curriculum Alignment: </w:t>
+      </w:r>
+      <w:r>
+        <w:rPr>
+          <w:rFonts w:ascii="Arial" w:cs="Arial" w:eastAsia="Arial" w:hAnsi="Arial"/>
+          <w:sz w:val="17"/>
+          <w:szCs w:val="17"/>
+        </w:rPr>
+        <w:t xml:space="preserve">Structured in pedagogical alignment with the competence-based curriculum format and learning outcomes established by the Kenya Institute of Curriculum Development (KICD). This material is independently developed and is not officially endorsed or published by KICD.</w:t>
+      </w:r>
+    </w:p>
+    <w:p>
+      <w:pPr>
+        <w:spacing w:after="60" w:before="0"/>
+      </w:pPr>
+      <w:r>
+        <w:rPr>
+          <w:rFonts w:ascii="Arial" w:cs="Arial" w:eastAsia="Arial" w:hAnsi="Arial"/>
+          <w:b/>
+          <w:bCs/>
+          <w:sz w:val="17"/>
+          <w:szCs w:val="17"/>
+        </w:rPr>
+        <w:t xml:space="preserve">Content &amp; Pedagogy: </w:t>
+      </w:r>
+      <w:r>
+        <w:rPr>
+          <w:rFonts w:ascii="Arial" w:cs="Arial" w:eastAsia="Arial" w:hAnsi="Arial"/>
+          <w:sz w:val="17"/>
+          <w:szCs w:val="17"/>
+        </w:rPr>
+        <w:t xml:space="preserve">Developed and adapted by the educator team at SeaVuria (registered 501(c)(3) in the United States and registered NGO in Kenya, No. 872-850A-BF11), who designed the pedagogical framework, lesson templates and exemplar lessons on which this material is based.</w:t>
+      </w:r>
+    </w:p>
+    <w:p>
+      <w:pPr>
+        <w:spacing w:after="60" w:before="0"/>
+      </w:pPr>
+      <w:r>
+        <w:rPr>
+          <w:rFonts w:ascii="Arial" w:cs="Arial" w:eastAsia="Arial" w:hAnsi="Arial"/>
+          <w:b/>
+          <w:bCs/>
+          <w:sz w:val="17"/>
+          <w:szCs w:val="17"/>
+        </w:rPr>
+        <w:t xml:space="preserve">Production &amp; Layout: </w:t>
+      </w:r>
+      <w:r>
+        <w:rPr>
+          <w:rFonts w:ascii="Arial" w:cs="Arial" w:eastAsia="Arial" w:hAnsi="Arial"/>
+          <w:sz w:val="17"/>
+          <w:szCs w:val="17"/>
+        </w:rPr>
+        <w:t xml:space="preserve">Educational design and curriculum sequencing by SeaVuria. Technical layout, structural formatting, and digital optimization/implementation executed in partnership with ARES Education (registered 501(c)(3) in the United States and Canada (as Afretech Aid) and registered NGO in Kenya), with lesson drafting and compilation assisted by AI (Claude, Anthropic).</w:t>
+      </w:r>
+    </w:p>
+    <w:p>
+      <w:pPr>
+        <w:pBdr>
+          <w:bottom w:val="single" w:color="1F3864" w:sz="6" w:space="6"/>
+        </w:pBdr>
+        <w:spacing w:after="60" w:before="0"/>
+      </w:pPr>
+      <w:r>
+        <w:rPr>
+          <w:rFonts w:ascii="Arial" w:cs="Arial" w:eastAsia="Arial" w:hAnsi="Arial"/>
+          <w:b/>
+          <w:bCs/>
+          <w:sz w:val="17"/>
+          <w:szCs w:val="17"/>
+        </w:rPr>
+        <w:t xml:space="preserve">Licensing &amp; Copyright: </w:t>
+      </w:r>
+      <w:r>
+        <w:rPr>
+          <w:rFonts w:ascii="Arial" w:cs="Arial" w:eastAsia="Arial" w:hAnsi="Arial"/>
+          <w:sz w:val="17"/>
+          <w:szCs w:val="17"/>
+        </w:rPr>
+        <w:t xml:space="preserve">© 2026 SeaVuria and ARES. This work is licensed under a </w:t>
+      </w:r>
+      <w:hyperlink w:history="1" r:id="rIdodgojgm7r-7zma6xg1bzc">
+        <w:r>
+          <w:rPr>
+            <w:rFonts w:ascii="Arial" w:cs="Arial" w:eastAsia="Arial" w:hAnsi="Arial"/>
+            <w:color w:val="1F6B75"/>
+            <w:sz w:val="17"/>
+            <w:szCs w:val="17"/>
+            <w:u w:val="single" w:color="1F6B75"/>
+          </w:rPr>
+          <w:t xml:space="preserve">Creative Commons Attribution-NonCommercial 4.0 International License</w:t>
+        </w:r>
+      </w:hyperlink>
+      <w:r>
+        <w:rPr>
+          <w:rFonts w:ascii="Arial" w:cs="Arial" w:eastAsia="Arial" w:hAnsi="Arial"/>
+          <w:sz w:val="17"/>
+          <w:szCs w:val="17"/>
+        </w:rPr>
+        <w:t xml:space="preserve"> (</w:t>
+      </w:r>
+      <w:hyperlink w:history="1" r:id="rIdp3jhqfau34bipsm4ok2xc">
+        <w:r>
+          <w:rPr>
+            <w:rFonts w:ascii="Arial" w:cs="Arial" w:eastAsia="Arial" w:hAnsi="Arial"/>
+            <w:color w:val="1F6B75"/>
+            <w:sz w:val="17"/>
+            <w:szCs w:val="17"/>
+            <w:u w:val="single" w:color="1F6B75"/>
+          </w:rPr>
+          <w:t xml:space="preserve">CC BY-NC 4.0</w:t>
+        </w:r>
+      </w:hyperlink>
+      <w:r>
+        <w:rPr>
+          <w:rFonts w:ascii="Arial" w:cs="Arial" w:eastAsia="Arial" w:hAnsi="Arial"/>
+          <w:sz w:val="17"/>
+          <w:szCs w:val="17"/>
+        </w:rPr>
+        <w:t xml:space="preserve">). To view a copy of this license, visit </w:t>
+      </w:r>
+      <w:hyperlink w:history="1" r:id="rIdifvcfulxoyyw_h70cb57c">
+        <w:r>
+          <w:rPr>
+            <w:rFonts w:ascii="Arial" w:cs="Arial" w:eastAsia="Arial" w:hAnsi="Arial"/>
+            <w:color w:val="1F6B75"/>
+            <w:sz w:val="17"/>
+            <w:szCs w:val="17"/>
+            <w:u w:val="single" w:color="1F6B75"/>
+          </w:rPr>
+          <w:t xml:space="preserve">https://creativecommons.org/licenses/by-nc/4.0/</w:t>
+        </w:r>
+      </w:hyperlink>
+      <w:r>
+        <w:rPr>
+          <w:rFonts w:ascii="Arial" w:cs="Arial" w:eastAsia="Arial" w:hAnsi="Arial"/>
+          <w:sz w:val="17"/>
+          <w:szCs w:val="17"/>
+        </w:rPr>
+        <w:t xml:space="preserve">. You are free to copy, redistribute, and adapt this material in any medium or format, provided appropriate credit is given and the material is not used for commercial purposes. KICD learning outcomes and curriculum designations reproduced here for alignment purposes remain the property of KICD and are not covered by this license. Linked external resources (e.g. CK-12, Khan Academy, PhET) are subject to their own licenses.</w:t>
       </w:r>
     </w:p>
     <w:p>

--- a/data/outputs/v2/Essential_Mathematics/SS2.1_Similarity_and_Enlargement/Essential_Mathematics_Similarity_and_Enlargement_FinalExplanation.docx
+++ b/data/outputs/v2/Essential_Mathematics/SS2.1_Similarity_and_Enlargement/Essential_Mathematics_Similarity_and_Enlargement_FinalExplanation.docx
@@ -95,7 +95,7 @@
                 <w:sz w:val="22"/>
                 <w:szCs w:val="22"/>
               </w:rPr>
-              <w:t xml:space="preserve">FINAL EXPLANATION: ESSENTIAL MATHEMATICS – GRADE 10 | SUB-STRAND 2.1: SIMILARITY AND ENLARGEMENT</w:t>
+              <w:t xml:space="preserve">FINAL EXPLANATION: ESSENTIAL MATHEMATICS GRADE 10: SIMILARITY AND ENLARGEMENT – FINAL EXPLANATION</w:t>
             </w:r>
           </w:p>
         </w:tc>
@@ -422,239 +422,7 @@
                 <w:sz w:val="18"/>
                 <w:szCs w:val="18"/>
               </w:rPr>
-              <w:t xml:space="preserve">This is your Final Explanation task. You have spent 8 lessons investigating the "Shrinking Uji Cup" phenomenon — discovering why doubling every dimension of a container makes it hold eight times as much, not two times. Now it is your turn to bring all of your learning together into one well-reasoned, evidence-based explanation.</w:t>
-            </w:r>
-          </w:p>
-          <w:p>
-            <w:pPr>
-              <w:spacing w:after="40" w:before="0"/>
-              <w:jc w:val="left"/>
-            </w:pPr>
-            <w:r>
-              <w:rPr>
-                <w:rFonts w:ascii="Arial" w:cs="Arial" w:eastAsia="Arial" w:hAnsi="Arial"/>
-                <w:b w:val="false"/>
-                <w:bCs w:val="false"/>
-                <w:i w:val="false"/>
-                <w:iCs w:val="false"/>
-                <w:color w:val="000000"/>
-                <w:sz w:val="18"/>
-                <w:szCs w:val="18"/>
-              </w:rPr>
-              <w:t xml:space="preserve"/>
-            </w:r>
-          </w:p>
-          <w:p>
-            <w:pPr>
-              <w:spacing w:after="40" w:before="0"/>
-              <w:jc w:val="left"/>
-            </w:pPr>
-            <w:r>
-              <w:rPr>
-                <w:rFonts w:ascii="Arial" w:cs="Arial" w:eastAsia="Arial" w:hAnsi="Arial"/>
-                <w:b w:val="false"/>
-                <w:bCs w:val="false"/>
-                <w:i w:val="false"/>
-                <w:iCs w:val="false"/>
-                <w:color w:val="000000"/>
-                <w:sz w:val="18"/>
-                <w:szCs w:val="18"/>
-              </w:rPr>
-              <w:t xml:space="preserve">READ THE DRIVING QUESTION CAREFULLY:</w:t>
-            </w:r>
-          </w:p>
-          <w:p>
-            <w:pPr>
-              <w:spacing w:after="40" w:before="0"/>
-              <w:jc w:val="left"/>
-            </w:pPr>
-            <w:r>
-              <w:rPr>
-                <w:rFonts w:ascii="Arial" w:cs="Arial" w:eastAsia="Arial" w:hAnsi="Arial"/>
-                <w:b w:val="false"/>
-                <w:bCs w:val="false"/>
-                <w:i w:val="false"/>
-                <w:iCs w:val="false"/>
-                <w:color w:val="000000"/>
-                <w:sz w:val="18"/>
-                <w:szCs w:val="18"/>
-              </w:rPr>
-              <w:t xml:space="preserve">"Why does doubling the size of a container make it hold eight times as much — and how can we use this mathematical pattern to design, build, and predict the properties of any similar shape or object?"</w:t>
-            </w:r>
-          </w:p>
-          <w:p>
-            <w:pPr>
-              <w:spacing w:after="40" w:before="0"/>
-              <w:jc w:val="left"/>
-            </w:pPr>
-            <w:r>
-              <w:rPr>
-                <w:rFonts w:ascii="Arial" w:cs="Arial" w:eastAsia="Arial" w:hAnsi="Arial"/>
-                <w:b w:val="false"/>
-                <w:bCs w:val="false"/>
-                <w:i w:val="false"/>
-                <w:iCs w:val="false"/>
-                <w:color w:val="000000"/>
-                <w:sz w:val="18"/>
-                <w:szCs w:val="18"/>
-              </w:rPr>
-              <w:t xml:space="preserve"/>
-            </w:r>
-          </w:p>
-          <w:p>
-            <w:pPr>
-              <w:spacing w:after="40" w:before="0"/>
-              <w:jc w:val="left"/>
-            </w:pPr>
-            <w:r>
-              <w:rPr>
-                <w:rFonts w:ascii="Arial" w:cs="Arial" w:eastAsia="Arial" w:hAnsi="Arial"/>
-                <w:b w:val="false"/>
-                <w:bCs w:val="false"/>
-                <w:i w:val="false"/>
-                <w:iCs w:val="false"/>
-                <w:color w:val="000000"/>
-                <w:sz w:val="18"/>
-                <w:szCs w:val="18"/>
-              </w:rPr>
-              <w:t xml:space="preserve">YOUR TASK:</w:t>
-            </w:r>
-          </w:p>
-          <w:p>
-            <w:pPr>
-              <w:spacing w:after="40" w:before="0"/>
-              <w:jc w:val="left"/>
-            </w:pPr>
-            <w:r>
-              <w:rPr>
-                <w:rFonts w:ascii="Arial" w:cs="Arial" w:eastAsia="Arial" w:hAnsi="Arial"/>
-                <w:b w:val="false"/>
-                <w:bCs w:val="false"/>
-                <w:i w:val="false"/>
-                <w:iCs w:val="false"/>
-                <w:color w:val="000000"/>
-                <w:sz w:val="18"/>
-                <w:szCs w:val="18"/>
-              </w:rPr>
-              <w:t xml:space="preserve">Answer the driving question fully by completing each section below. In every section, connect your mathematical reasoning back to the uji cups from the class demonstration, AND apply your understanding to a new real-life Kenyan context. Use diagrams, calculations, or tables wherever they strengthen your explanation.</w:t>
-            </w:r>
-          </w:p>
-          <w:p>
-            <w:pPr>
-              <w:spacing w:after="40" w:before="0"/>
-              <w:jc w:val="left"/>
-            </w:pPr>
-            <w:r>
-              <w:rPr>
-                <w:rFonts w:ascii="Arial" w:cs="Arial" w:eastAsia="Arial" w:hAnsi="Arial"/>
-                <w:b w:val="false"/>
-                <w:bCs w:val="false"/>
-                <w:i w:val="false"/>
-                <w:iCs w:val="false"/>
-                <w:color w:val="000000"/>
-                <w:sz w:val="18"/>
-                <w:szCs w:val="18"/>
-              </w:rPr>
-              <w:t xml:space="preserve"/>
-            </w:r>
-          </w:p>
-          <w:p>
-            <w:pPr>
-              <w:spacing w:after="40" w:before="0"/>
-              <w:jc w:val="left"/>
-            </w:pPr>
-            <w:r>
-              <w:rPr>
-                <w:rFonts w:ascii="Arial" w:cs="Arial" w:eastAsia="Arial" w:hAnsi="Arial"/>
-                <w:b w:val="false"/>
-                <w:bCs w:val="false"/>
-                <w:i w:val="false"/>
-                <w:iCs w:val="false"/>
-                <w:color w:val="000000"/>
-                <w:sz w:val="18"/>
-                <w:szCs w:val="18"/>
-              </w:rPr>
-              <w:t xml:space="preserve">TIPS FOR SUCCESS:</w:t>
-            </w:r>
-          </w:p>
-          <w:p>
-            <w:pPr>
-              <w:spacing w:after="30" w:before="0"/>
-              <w:ind w:left="360" w:hanging="180"/>
-              <w:jc w:val="left"/>
-            </w:pPr>
-            <w:r>
-              <w:rPr>
-                <w:rFonts w:ascii="Arial" w:cs="Arial" w:eastAsia="Arial" w:hAnsi="Arial"/>
-                <w:b w:val="false"/>
-                <w:bCs w:val="false"/>
-                <w:i w:val="false"/>
-                <w:iCs w:val="false"/>
-                <w:color w:val="000000"/>
-                <w:sz w:val="18"/>
-                <w:szCs w:val="18"/>
-              </w:rPr>
-              <w:t xml:space="preserve">–  Show all working — a correct answer without reasoning earns fewer marks.</w:t>
-            </w:r>
-          </w:p>
-          <w:p>
-            <w:pPr>
-              <w:spacing w:after="30" w:before="0"/>
-              <w:ind w:left="360" w:hanging="180"/>
-              <w:jc w:val="left"/>
-            </w:pPr>
-            <w:r>
-              <w:rPr>
-                <w:rFonts w:ascii="Arial" w:cs="Arial" w:eastAsia="Arial" w:hAnsi="Arial"/>
-                <w:b w:val="false"/>
-                <w:bCs w:val="false"/>
-                <w:i w:val="false"/>
-                <w:iCs w:val="false"/>
-                <w:color w:val="000000"/>
-                <w:sz w:val="18"/>
-                <w:szCs w:val="18"/>
-              </w:rPr>
-              <w:t xml:space="preserve">–  Use precise mathematical vocabulary: scale factor, linear scale factor (k), area scale factor (k²), volume scale factor (k³), similar figures, enlargement, ratio, proportion.</w:t>
-            </w:r>
-          </w:p>
-          <w:p>
-            <w:pPr>
-              <w:spacing w:after="30" w:before="0"/>
-              <w:ind w:left="360" w:hanging="180"/>
-              <w:jc w:val="left"/>
-            </w:pPr>
-            <w:r>
-              <w:rPr>
-                <w:rFonts w:ascii="Arial" w:cs="Arial" w:eastAsia="Arial" w:hAnsi="Arial"/>
-                <w:b w:val="false"/>
-                <w:bCs w:val="false"/>
-                <w:i w:val="false"/>
-                <w:iCs w:val="false"/>
-                <w:color w:val="000000"/>
-                <w:sz w:val="18"/>
-                <w:szCs w:val="18"/>
-              </w:rPr>
-              <w:t xml:space="preserve">–  Make your explanation clear enough that a fellow Grade 10 student who missed the lessons could read it and understand the big idea.</w:t>
-            </w:r>
-          </w:p>
-          <w:p>
-            <w:pPr>
-              <w:spacing w:after="30" w:before="0"/>
-              <w:ind w:left="360" w:hanging="180"/>
-              <w:jc w:val="left"/>
-            </w:pPr>
-            <w:r>
-              <w:rPr>
-                <w:rFonts w:ascii="Arial" w:cs="Arial" w:eastAsia="Arial" w:hAnsi="Arial"/>
-                <w:b w:val="false"/>
-                <w:bCs w:val="false"/>
-                <w:i w:val="false"/>
-                <w:iCs w:val="false"/>
-                <w:color w:val="000000"/>
-                <w:sz w:val="18"/>
-                <w:szCs w:val="18"/>
-              </w:rPr>
-              <w:t xml:space="preserve">–  Check your calculations at least once before submitting.</w:t>
+              <w:t xml:space="preserve">This task asks you to explain 'The Shrinking Uji Cup' and answer our driving question: Why does doubling the size of a container make it hold eight times as much, and how can we use this pattern to design, build and predict the properties of any similar shape or object? Use evidence from all eight lessons: the uji cups, your measurements, your constructions, the tables you completed and your Driving Question Board. Write your answers in the space under each prompt. Use full sentences, show every step of your working with units, and use the correct words: similar, corresponding sides, corresponding angles, centre of enlargement, linear scale factor k, area scale factor and volume scale factor.</w:t>
             </w:r>
           </w:p>
         </w:tc>
@@ -682,14 +450,12 @@
         <w:tblLayout w:type="fixed"/>
       </w:tblPr>
       <w:tblGrid>
-        <w:gridCol w:w="3000"/>
-        <w:gridCol w:w="10680"/>
+        <w:gridCol w:w="13680"/>
       </w:tblGrid>
       <w:tr>
         <w:tc>
           <w:tcPr>
             <w:tcW w:type="dxa" w:w="13680"/>
-            <w:gridSpan w:val="2"/>
             <w:shd w:fill="1F3864" w:color="auto" w:val="clear"/>
             <w:tcMar>
               <w:top w:type="dxa" w:w="60"/>
@@ -715,15 +481,15 @@
                 <w:sz w:val="22"/>
                 <w:szCs w:val="22"/>
               </w:rPr>
-              <w:t xml:space="preserve">Section 1: The Mystery of the Uji Cups — Identifying the Pattern</w:t>
-            </w:r>
-          </w:p>
-        </w:tc>
-      </w:tr>
-      <w:tr>
-        <w:tc>
-          <w:tcPr>
-            <w:tcW w:type="dxa" w:w="3000"/>
+              <w:t xml:space="preserve">Part 1: What makes shapes similar?</w:t>
+            </w:r>
+          </w:p>
+        </w:tc>
+      </w:tr>
+      <w:tr>
+        <w:tc>
+          <w:tcPr>
+            <w:tcW w:type="dxa" w:w="13680"/>
             <w:shd w:fill="D9EEF1" w:color="auto" w:val="clear"/>
             <w:tcMar>
               <w:top w:type="dxa" w:w="60"/>
@@ -749,13 +515,18 @@
                 <w:sz w:val="18"/>
                 <w:szCs w:val="18"/>
               </w:rPr>
-              <w:t xml:space="preserve">Describe what was observed with the three uji cups. Explain what a linear scale factor (k) is, and use measurements or a table to show how the height and diameter of the cups are related. Then state — in your own words — why filling the larger cup required more water than most people expected. What is the mathematical pattern at the heart of this mystery?</w:t>
-            </w:r>
-          </w:p>
-        </w:tc>
-        <w:tc>
-          <w:tcPr>
-            <w:tcW w:type="dxa" w:w="10680"/>
+              <w:t xml:space="preserve">In Lesson 1 you met three uji cups: a small toddler cup, a standard adult mug and a large catering flask, all made by the same manufacturer. (a) Every dimension of the medium cup is twice the matching dimension of the small cup, and every dimension of the large cup is three times that of the small cup. State the linear scale factor k for small to medium and for small to large. (b) Explain what two properties must be true for two figures to be called similar. (c) Describe how you could check, using a ruler and a protractor, that two Kimbo tins are similar.</w:t>
+            </w:r>
+          </w:p>
+        </w:tc>
+      </w:tr>
+      <w:tr>
+        <w:trPr>
+          <w:trHeight w:val="4200" w:hRule="atLeast"/>
+        </w:trPr>
+        <w:tc>
+          <w:tcPr>
+            <w:tcW w:type="dxa" w:w="13680"/>
             <w:shd w:fill="FFFFFF" w:color="auto" w:val="clear"/>
             <w:tcMar>
               <w:top w:type="dxa" w:w="60"/>
@@ -775,184 +546,13 @@
                 <w:rFonts w:ascii="Arial" w:cs="Arial" w:eastAsia="Arial" w:hAnsi="Arial"/>
                 <w:b w:val="false"/>
                 <w:bCs w:val="false"/>
-                <w:i w:val="false"/>
-                <w:iCs w:val="false"/>
-                <w:color w:val="000000"/>
-                <w:sz w:val="18"/>
-                <w:szCs w:val="18"/>
-              </w:rPr>
-              <w:t xml:space="preserve">When our class measured the three uji cups — the toddler cup, the adult mug, and the catering flask — we found that every dimension of the adult mug was exactly twice the corresponding dimension of the toddler cup, and every dimension of the catering flask was exactly three times the toddler cup's dimensions. This multiplying value is called the linear scale factor, k. For the mug, k = 2; for the flask, k = 3.</w:t>
-            </w:r>
-          </w:p>
-          <w:p>
-            <w:pPr>
-              <w:spacing w:after="40" w:before="0"/>
-              <w:jc w:val="left"/>
-            </w:pPr>
-            <w:r>
-              <w:rPr>
-                <w:rFonts w:ascii="Arial" w:cs="Arial" w:eastAsia="Arial" w:hAnsi="Arial"/>
-                <w:b w:val="false"/>
-                <w:bCs w:val="false"/>
-                <w:i w:val="false"/>
-                <w:iCs w:val="false"/>
-                <w:color w:val="000000"/>
-                <w:sz w:val="18"/>
-                <w:szCs w:val="18"/>
-              </w:rPr>
-              <w:t xml:space="preserve"/>
-            </w:r>
-          </w:p>
-          <w:p>
-            <w:pPr>
-              <w:spacing w:after="40" w:before="0"/>
-              <w:jc w:val="left"/>
-            </w:pPr>
-            <w:r>
-              <w:rPr>
-                <w:rFonts w:ascii="Arial" w:cs="Arial" w:eastAsia="Arial" w:hAnsi="Arial"/>
-                <w:b w:val="false"/>
-                <w:bCs w:val="false"/>
-                <w:i w:val="false"/>
-                <w:iCs w:val="false"/>
-                <w:color w:val="000000"/>
-                <w:sz w:val="18"/>
-                <w:szCs w:val="18"/>
-              </w:rPr>
-              <w:t xml:space="preserve">A table of measurements might look like this:</w:t>
-            </w:r>
-          </w:p>
-          <w:p>
-            <w:pPr>
-              <w:spacing w:after="40" w:before="0"/>
-              <w:jc w:val="left"/>
-            </w:pPr>
-            <w:r>
-              <w:rPr>
-                <w:rFonts w:ascii="Arial" w:cs="Arial" w:eastAsia="Arial" w:hAnsi="Arial"/>
-                <w:b w:val="false"/>
-                <w:bCs w:val="false"/>
-                <w:i w:val="false"/>
-                <w:iCs w:val="false"/>
-                <w:color w:val="000000"/>
-                <w:sz w:val="18"/>
-                <w:szCs w:val="18"/>
-              </w:rPr>
-              <w:t xml:space="preserve">| Cup | Height (cm) | Diameter (cm) | k (compared to toddler cup) |</w:t>
-            </w:r>
-          </w:p>
-          <w:p>
-            <w:pPr>
-              <w:spacing w:after="40" w:before="0"/>
-              <w:jc w:val="left"/>
-            </w:pPr>
-            <w:r>
-              <w:rPr>
-                <w:rFonts w:ascii="Arial" w:cs="Arial" w:eastAsia="Arial" w:hAnsi="Arial"/>
-                <w:b w:val="false"/>
-                <w:bCs w:val="false"/>
-                <w:i w:val="false"/>
-                <w:iCs w:val="false"/>
-                <w:color w:val="000000"/>
-                <w:sz w:val="18"/>
-                <w:szCs w:val="18"/>
-              </w:rPr>
-              <w:t xml:space="preserve">|-------------|-------------|---------------|------------------------------|</w:t>
-            </w:r>
-          </w:p>
-          <w:p>
-            <w:pPr>
-              <w:spacing w:after="40" w:before="0"/>
-              <w:jc w:val="left"/>
-            </w:pPr>
-            <w:r>
-              <w:rPr>
-                <w:rFonts w:ascii="Arial" w:cs="Arial" w:eastAsia="Arial" w:hAnsi="Arial"/>
-                <w:b w:val="false"/>
-                <w:bCs w:val="false"/>
-                <w:i w:val="false"/>
-                <w:iCs w:val="false"/>
-                <w:color w:val="000000"/>
-                <w:sz w:val="18"/>
-                <w:szCs w:val="18"/>
-              </w:rPr>
-              <w:t xml:space="preserve">| Toddler | 6 | 4 | 1 |</w:t>
-            </w:r>
-          </w:p>
-          <w:p>
-            <w:pPr>
-              <w:spacing w:after="40" w:before="0"/>
-              <w:jc w:val="left"/>
-            </w:pPr>
-            <w:r>
-              <w:rPr>
-                <w:rFonts w:ascii="Arial" w:cs="Arial" w:eastAsia="Arial" w:hAnsi="Arial"/>
-                <w:b w:val="false"/>
-                <w:bCs w:val="false"/>
-                <w:i w:val="false"/>
-                <w:iCs w:val="false"/>
-                <w:color w:val="000000"/>
-                <w:sz w:val="18"/>
-                <w:szCs w:val="18"/>
-              </w:rPr>
-              <w:t xml:space="preserve">| Adult mug | 12 | 8 | 2 |</w:t>
-            </w:r>
-          </w:p>
-          <w:p>
-            <w:pPr>
-              <w:spacing w:after="40" w:before="0"/>
-              <w:jc w:val="left"/>
-            </w:pPr>
-            <w:r>
-              <w:rPr>
-                <w:rFonts w:ascii="Arial" w:cs="Arial" w:eastAsia="Arial" w:hAnsi="Arial"/>
-                <w:b w:val="false"/>
-                <w:bCs w:val="false"/>
-                <w:i w:val="false"/>
-                <w:iCs w:val="false"/>
-                <w:color w:val="000000"/>
-                <w:sz w:val="18"/>
-                <w:szCs w:val="18"/>
-              </w:rPr>
-              <w:t xml:space="preserve">| Catering flask | 18 | 12 | 3 |</w:t>
-            </w:r>
-          </w:p>
-          <w:p>
-            <w:pPr>
-              <w:spacing w:after="40" w:before="0"/>
-              <w:jc w:val="left"/>
-            </w:pPr>
-            <w:r>
-              <w:rPr>
-                <w:rFonts w:ascii="Arial" w:cs="Arial" w:eastAsia="Arial" w:hAnsi="Arial"/>
-                <w:b w:val="false"/>
-                <w:bCs w:val="false"/>
-                <w:i w:val="false"/>
-                <w:iCs w:val="false"/>
-                <w:color w:val="000000"/>
-                <w:sz w:val="18"/>
-                <w:szCs w:val="18"/>
-              </w:rPr>
-              <w:t xml:space="preserve"/>
-            </w:r>
-          </w:p>
-          <w:p>
-            <w:pPr>
-              <w:spacing w:after="40" w:before="0"/>
-              <w:jc w:val="left"/>
-            </w:pPr>
-            <w:r>
-              <w:rPr>
-                <w:rFonts w:ascii="Arial" w:cs="Arial" w:eastAsia="Arial" w:hAnsi="Arial"/>
-                <w:b w:val="false"/>
-                <w:bCs w:val="false"/>
-                <w:i w:val="false"/>
-                <w:iCs w:val="false"/>
-                <w:color w:val="000000"/>
-                <w:sz w:val="18"/>
-                <w:szCs w:val="18"/>
-              </w:rPr>
-              <w:t xml:space="preserve">Most people expected the adult mug to hold twice as much water as the toddler cup, because 'twice as big' sounds like 'twice as much.' But this thinking only applies to one dimension (length). A cylinder has THREE dimensions that all scale at the same time. The cross-sectional area (a circle) scales by k² = 4, and the volume scales by k³ = 8. So the adult mug holds 4 times as much water as the toddler cup, and the catering flask holds 27 times as much — not 3 times. The mathematical pattern is: when you scale every linear dimension by k, areas scale by k² and volumes scale by k³.</w:t>
+                <w:i/>
+                <w:iCs/>
+                <w:color w:val="808080"/>
+                <w:sz w:val="18"/>
+                <w:szCs w:val="18"/>
+              </w:rPr>
+              <w:t xml:space="preserve">Write your answer here:</w:t>
             </w:r>
           </w:p>
         </w:tc>
@@ -980,14 +580,12 @@
         <w:tblLayout w:type="fixed"/>
       </w:tblPr>
       <w:tblGrid>
-        <w:gridCol w:w="3000"/>
-        <w:gridCol w:w="10680"/>
+        <w:gridCol w:w="13680"/>
       </w:tblGrid>
       <w:tr>
         <w:tc>
           <w:tcPr>
             <w:tcW w:type="dxa" w:w="13680"/>
-            <w:gridSpan w:val="2"/>
             <w:shd w:fill="1F3864" w:color="auto" w:val="clear"/>
             <w:tcMar>
               <w:top w:type="dxa" w:w="60"/>
@@ -1013,15 +611,15 @@
                 <w:sz w:val="22"/>
                 <w:szCs w:val="22"/>
               </w:rPr>
-              <w:t xml:space="preserve">Section 2: The Mathematics of Scaling — Proving Why k, k², and k³ Work</w:t>
-            </w:r>
-          </w:p>
-        </w:tc>
-      </w:tr>
-      <w:tr>
-        <w:tc>
-          <w:tcPr>
-            <w:tcW w:type="dxa" w:w="3000"/>
+              <w:t xml:space="preserve">Part 2: Enlargement, the centre and the scale factor</w:t>
+            </w:r>
+          </w:p>
+        </w:tc>
+      </w:tr>
+      <w:tr>
+        <w:tc>
+          <w:tcPr>
+            <w:tcW w:type="dxa" w:w="13680"/>
             <w:shd w:fill="D9EEF1" w:color="auto" w:val="clear"/>
             <w:tcMar>
               <w:top w:type="dxa" w:w="60"/>
@@ -1047,13 +645,18 @@
                 <w:sz w:val="18"/>
                 <w:szCs w:val="18"/>
               </w:rPr>
-              <w:t xml:space="preserve">Using the formulae for a cylinder (or any shape of your choice), prove algebraically why scaling every length by a factor of k causes area to scale by k² and volume to scale by k³. Show full working. Then verify your proof using the actual numbers from the uji cup demonstration (k = 2 and k = 3).</w:t>
-            </w:r>
-          </w:p>
-        </w:tc>
-        <w:tc>
-          <w:tcPr>
-            <w:tcW w:type="dxa" w:w="10680"/>
+              <w:t xml:space="preserve">(a) When you traced the pentagon ABCDE and its image, how did you find the centre of enlargement O? (b) How do you calculate the linear scale factor k from an object and its image, and what did you find about k when you measured several pairs of corresponding sides? (c) A cartographer at the Survey of Kenya reduces a street map of Kisumu using k = ½. Which properties of the map stay the same as the real layout, and which change? Explain how a scale factor between 0 and 1 differs from one greater than 1.</w:t>
+            </w:r>
+          </w:p>
+        </w:tc>
+      </w:tr>
+      <w:tr>
+        <w:trPr>
+          <w:trHeight w:val="4200" w:hRule="atLeast"/>
+        </w:trPr>
+        <w:tc>
+          <w:tcPr>
+            <w:tcW w:type="dxa" w:w="13680"/>
             <w:shd w:fill="FFFFFF" w:color="auto" w:val="clear"/>
             <w:tcMar>
               <w:top w:type="dxa" w:w="60"/>
@@ -1073,357 +676,13 @@
                 <w:rFonts w:ascii="Arial" w:cs="Arial" w:eastAsia="Arial" w:hAnsi="Arial"/>
                 <w:b w:val="false"/>
                 <w:bCs w:val="false"/>
-                <w:i w:val="false"/>
-                <w:iCs w:val="false"/>
-                <w:color w:val="000000"/>
-                <w:sz w:val="18"/>
-                <w:szCs w:val="18"/>
-              </w:rPr>
-              <w:t xml:space="preserve">Let the toddler cup have radius r and height h.</w:t>
-            </w:r>
-          </w:p>
-          <w:p>
-            <w:pPr>
-              <w:spacing w:after="40" w:before="0"/>
-              <w:jc w:val="left"/>
-            </w:pPr>
-            <w:r>
-              <w:rPr>
-                <w:rFonts w:ascii="Arial" w:cs="Arial" w:eastAsia="Arial" w:hAnsi="Arial"/>
-                <w:b w:val="false"/>
-                <w:bCs w:val="false"/>
-                <w:i w:val="false"/>
-                <w:iCs w:val="false"/>
-                <w:color w:val="000000"/>
-                <w:sz w:val="18"/>
-                <w:szCs w:val="18"/>
-              </w:rPr>
-              <w:t xml:space="preserve"/>
-            </w:r>
-          </w:p>
-          <w:p>
-            <w:pPr>
-              <w:spacing w:after="40" w:before="0"/>
-              <w:jc w:val="left"/>
-            </w:pPr>
-            <w:r>
-              <w:rPr>
-                <w:rFonts w:ascii="Arial" w:cs="Arial" w:eastAsia="Arial" w:hAnsi="Arial"/>
-                <w:b w:val="false"/>
-                <w:bCs w:val="false"/>
-                <w:i w:val="false"/>
-                <w:iCs w:val="false"/>
-                <w:color w:val="000000"/>
-                <w:sz w:val="18"/>
-                <w:szCs w:val="18"/>
-              </w:rPr>
-              <w:t xml:space="preserve">Its cross-sectional area is: A₁ = πr²</w:t>
-            </w:r>
-          </w:p>
-          <w:p>
-            <w:pPr>
-              <w:spacing w:after="40" w:before="0"/>
-              <w:jc w:val="left"/>
-            </w:pPr>
-            <w:r>
-              <w:rPr>
-                <w:rFonts w:ascii="Arial" w:cs="Arial" w:eastAsia="Arial" w:hAnsi="Arial"/>
-                <w:b w:val="false"/>
-                <w:bCs w:val="false"/>
-                <w:i w:val="false"/>
-                <w:iCs w:val="false"/>
-                <w:color w:val="000000"/>
-                <w:sz w:val="18"/>
-                <w:szCs w:val="18"/>
-              </w:rPr>
-              <w:t xml:space="preserve">Its curved surface area is: CSA₁ = 2πrh</w:t>
-            </w:r>
-          </w:p>
-          <w:p>
-            <w:pPr>
-              <w:spacing w:after="40" w:before="0"/>
-              <w:jc w:val="left"/>
-            </w:pPr>
-            <w:r>
-              <w:rPr>
-                <w:rFonts w:ascii="Arial" w:cs="Arial" w:eastAsia="Arial" w:hAnsi="Arial"/>
-                <w:b w:val="false"/>
-                <w:bCs w:val="false"/>
-                <w:i w:val="false"/>
-                <w:iCs w:val="false"/>
-                <w:color w:val="000000"/>
-                <w:sz w:val="18"/>
-                <w:szCs w:val="18"/>
-              </w:rPr>
-              <w:t xml:space="preserve">Its volume is: V₁ = πr²h</w:t>
-            </w:r>
-          </w:p>
-          <w:p>
-            <w:pPr>
-              <w:spacing w:after="40" w:before="0"/>
-              <w:jc w:val="left"/>
-            </w:pPr>
-            <w:r>
-              <w:rPr>
-                <w:rFonts w:ascii="Arial" w:cs="Arial" w:eastAsia="Arial" w:hAnsi="Arial"/>
-                <w:b w:val="false"/>
-                <w:bCs w:val="false"/>
-                <w:i w:val="false"/>
-                <w:iCs w:val="false"/>
-                <w:color w:val="000000"/>
-                <w:sz w:val="18"/>
-                <w:szCs w:val="18"/>
-              </w:rPr>
-              <w:t xml:space="preserve"/>
-            </w:r>
-          </w:p>
-          <w:p>
-            <w:pPr>
-              <w:spacing w:after="40" w:before="0"/>
-              <w:jc w:val="left"/>
-            </w:pPr>
-            <w:r>
-              <w:rPr>
-                <w:rFonts w:ascii="Arial" w:cs="Arial" w:eastAsia="Arial" w:hAnsi="Arial"/>
-                <w:b w:val="false"/>
-                <w:bCs w:val="false"/>
-                <w:i w:val="false"/>
-                <w:iCs w:val="false"/>
-                <w:color w:val="000000"/>
-                <w:sz w:val="18"/>
-                <w:szCs w:val="18"/>
-              </w:rPr>
-              <w:t xml:space="preserve">Now scale every linear dimension by k. The new cup has radius kr and height kh.</w:t>
-            </w:r>
-          </w:p>
-          <w:p>
-            <w:pPr>
-              <w:spacing w:after="40" w:before="0"/>
-              <w:jc w:val="left"/>
-            </w:pPr>
-            <w:r>
-              <w:rPr>
-                <w:rFonts w:ascii="Arial" w:cs="Arial" w:eastAsia="Arial" w:hAnsi="Arial"/>
-                <w:b w:val="false"/>
-                <w:bCs w:val="false"/>
-                <w:i w:val="false"/>
-                <w:iCs w:val="false"/>
-                <w:color w:val="000000"/>
-                <w:sz w:val="18"/>
-                <w:szCs w:val="18"/>
-              </w:rPr>
-              <w:t xml:space="preserve"/>
-            </w:r>
-          </w:p>
-          <w:p>
-            <w:pPr>
-              <w:spacing w:after="40" w:before="0"/>
-              <w:jc w:val="left"/>
-            </w:pPr>
-            <w:r>
-              <w:rPr>
-                <w:rFonts w:ascii="Arial" w:cs="Arial" w:eastAsia="Arial" w:hAnsi="Arial"/>
-                <w:b w:val="false"/>
-                <w:bCs w:val="false"/>
-                <w:i w:val="false"/>
-                <w:iCs w:val="false"/>
-                <w:color w:val="000000"/>
-                <w:sz w:val="18"/>
-                <w:szCs w:val="18"/>
-              </w:rPr>
-              <w:t xml:space="preserve">New cross-sectional area: A₂ = π(kr)² = πk²r² = k² × A₁ ✓</w:t>
-            </w:r>
-          </w:p>
-          <w:p>
-            <w:pPr>
-              <w:spacing w:after="40" w:before="0"/>
-              <w:jc w:val="left"/>
-            </w:pPr>
-            <w:r>
-              <w:rPr>
-                <w:rFonts w:ascii="Arial" w:cs="Arial" w:eastAsia="Arial" w:hAnsi="Arial"/>
-                <w:b w:val="false"/>
-                <w:bCs w:val="false"/>
-                <w:i w:val="false"/>
-                <w:iCs w:val="false"/>
-                <w:color w:val="000000"/>
-                <w:sz w:val="18"/>
-                <w:szCs w:val="18"/>
-              </w:rPr>
-              <w:t xml:space="preserve">New curved surface area: CSA₂ = 2π(kr)(kh) = 2πk²rh = k² × CSA₁ ✓</w:t>
-            </w:r>
-          </w:p>
-          <w:p>
-            <w:pPr>
-              <w:spacing w:after="40" w:before="0"/>
-              <w:jc w:val="left"/>
-            </w:pPr>
-            <w:r>
-              <w:rPr>
-                <w:rFonts w:ascii="Arial" w:cs="Arial" w:eastAsia="Arial" w:hAnsi="Arial"/>
-                <w:b w:val="false"/>
-                <w:bCs w:val="false"/>
-                <w:i w:val="false"/>
-                <w:iCs w:val="false"/>
-                <w:color w:val="000000"/>
-                <w:sz w:val="18"/>
-                <w:szCs w:val="18"/>
-              </w:rPr>
-              <w:t xml:space="preserve">New volume: V₂ = π(kr)²(kh) = πk²r² × kh = πk³r²h = k³ × V₁ ✓</w:t>
-            </w:r>
-          </w:p>
-          <w:p>
-            <w:pPr>
-              <w:spacing w:after="40" w:before="0"/>
-              <w:jc w:val="left"/>
-            </w:pPr>
-            <w:r>
-              <w:rPr>
-                <w:rFonts w:ascii="Arial" w:cs="Arial" w:eastAsia="Arial" w:hAnsi="Arial"/>
-                <w:b w:val="false"/>
-                <w:bCs w:val="false"/>
-                <w:i w:val="false"/>
-                <w:iCs w:val="false"/>
-                <w:color w:val="000000"/>
-                <w:sz w:val="18"/>
-                <w:szCs w:val="18"/>
-              </w:rPr>
-              <w:t xml:space="preserve"/>
-            </w:r>
-          </w:p>
-          <w:p>
-            <w:pPr>
-              <w:spacing w:after="40" w:before="0"/>
-              <w:jc w:val="left"/>
-            </w:pPr>
-            <w:r>
-              <w:rPr>
-                <w:rFonts w:ascii="Arial" w:cs="Arial" w:eastAsia="Arial" w:hAnsi="Arial"/>
-                <w:b w:val="false"/>
-                <w:bCs w:val="false"/>
-                <w:i w:val="false"/>
-                <w:iCs w:val="false"/>
-                <w:color w:val="000000"/>
-                <w:sz w:val="18"/>
-                <w:szCs w:val="18"/>
-              </w:rPr>
-              <w:t xml:space="preserve">This algebraic proof works for ANY shape, not just cylinders, because every area formula contains exactly two linear dimensions multiplied together (giving k²), and every volume formula contains exactly three linear dimensions multiplied together (giving k³).</w:t>
-            </w:r>
-          </w:p>
-          <w:p>
-            <w:pPr>
-              <w:spacing w:after="40" w:before="0"/>
-              <w:jc w:val="left"/>
-            </w:pPr>
-            <w:r>
-              <w:rPr>
-                <w:rFonts w:ascii="Arial" w:cs="Arial" w:eastAsia="Arial" w:hAnsi="Arial"/>
-                <w:b w:val="false"/>
-                <w:bCs w:val="false"/>
-                <w:i w:val="false"/>
-                <w:iCs w:val="false"/>
-                <w:color w:val="000000"/>
-                <w:sz w:val="18"/>
-                <w:szCs w:val="18"/>
-              </w:rPr>
-              <w:t xml:space="preserve"/>
-            </w:r>
-          </w:p>
-          <w:p>
-            <w:pPr>
-              <w:spacing w:after="40" w:before="0"/>
-              <w:jc w:val="left"/>
-            </w:pPr>
-            <w:r>
-              <w:rPr>
-                <w:rFonts w:ascii="Arial" w:cs="Arial" w:eastAsia="Arial" w:hAnsi="Arial"/>
-                <w:b w:val="false"/>
-                <w:bCs w:val="false"/>
-                <w:i w:val="false"/>
-                <w:iCs w:val="false"/>
-                <w:color w:val="000000"/>
-                <w:sz w:val="18"/>
-                <w:szCs w:val="18"/>
-              </w:rPr>
-              <w:t xml:space="preserve">Verification with the uji cups:</w:t>
-            </w:r>
-          </w:p>
-          <w:p>
-            <w:pPr>
-              <w:spacing w:after="30" w:before="0"/>
-              <w:ind w:left="360" w:hanging="180"/>
-              <w:jc w:val="left"/>
-            </w:pPr>
-            <w:r>
-              <w:rPr>
-                <w:rFonts w:ascii="Arial" w:cs="Arial" w:eastAsia="Arial" w:hAnsi="Arial"/>
-                <w:b w:val="false"/>
-                <w:bCs w:val="false"/>
-                <w:i w:val="false"/>
-                <w:iCs w:val="false"/>
-                <w:color w:val="000000"/>
-                <w:sz w:val="18"/>
-                <w:szCs w:val="18"/>
-              </w:rPr>
-              <w:t xml:space="preserve">–  For k = 2 (toddler → adult mug): Area scales by 2² = 4 ✓ (we needed 4 cups of water to fill the cross-section), Volume scales by 2³ = 8 ✓</w:t>
-            </w:r>
-          </w:p>
-          <w:p>
-            <w:pPr>
-              <w:spacing w:after="30" w:before="0"/>
-              <w:ind w:left="360" w:hanging="180"/>
-              <w:jc w:val="left"/>
-            </w:pPr>
-            <w:r>
-              <w:rPr>
-                <w:rFonts w:ascii="Arial" w:cs="Arial" w:eastAsia="Arial" w:hAnsi="Arial"/>
-                <w:b w:val="false"/>
-                <w:bCs w:val="false"/>
-                <w:i w:val="false"/>
-                <w:iCs w:val="false"/>
-                <w:color w:val="000000"/>
-                <w:sz w:val="18"/>
-                <w:szCs w:val="18"/>
-              </w:rPr>
-              <w:t xml:space="preserve">–  For k = 3 (toddler → catering flask): Area scales by 3² = 9 ✓ (the label requires 9 times as much paper), Volume scales by 3³ = 27 ✓</w:t>
-            </w:r>
-          </w:p>
-          <w:p>
-            <w:pPr>
-              <w:spacing w:after="40" w:before="0"/>
-              <w:jc w:val="left"/>
-            </w:pPr>
-            <w:r>
-              <w:rPr>
-                <w:rFonts w:ascii="Arial" w:cs="Arial" w:eastAsia="Arial" w:hAnsi="Arial"/>
-                <w:b w:val="false"/>
-                <w:bCs w:val="false"/>
-                <w:i w:val="false"/>
-                <w:iCs w:val="false"/>
-                <w:color w:val="000000"/>
-                <w:sz w:val="18"/>
-                <w:szCs w:val="18"/>
-              </w:rPr>
-              <w:t xml:space="preserve"/>
-            </w:r>
-          </w:p>
-          <w:p>
-            <w:pPr>
-              <w:spacing w:after="40" w:before="0"/>
-              <w:jc w:val="left"/>
-            </w:pPr>
-            <w:r>
-              <w:rPr>
-                <w:rFonts w:ascii="Arial" w:cs="Arial" w:eastAsia="Arial" w:hAnsi="Arial"/>
-                <w:b w:val="false"/>
-                <w:bCs w:val="false"/>
-                <w:i w:val="false"/>
-                <w:iCs w:val="false"/>
-                <w:color w:val="000000"/>
-                <w:sz w:val="18"/>
-                <w:szCs w:val="18"/>
-              </w:rPr>
-              <w:t xml:space="preserve">The algebra and the physical experiment agree perfectly, which gives us strong confidence in the rule.</w:t>
+                <w:i/>
+                <w:iCs/>
+                <w:color w:val="808080"/>
+                <w:sz w:val="18"/>
+                <w:szCs w:val="18"/>
+              </w:rPr>
+              <w:t xml:space="preserve">Write your answer here:</w:t>
             </w:r>
           </w:p>
         </w:tc>
@@ -1451,14 +710,12 @@
         <w:tblLayout w:type="fixed"/>
       </w:tblPr>
       <w:tblGrid>
-        <w:gridCol w:w="3000"/>
-        <w:gridCol w:w="10680"/>
+        <w:gridCol w:w="13680"/>
       </w:tblGrid>
       <w:tr>
         <w:tc>
           <w:tcPr>
             <w:tcW w:type="dxa" w:w="13680"/>
-            <w:gridSpan w:val="2"/>
             <w:shd w:fill="1F3864" w:color="auto" w:val="clear"/>
             <w:tcMar>
               <w:top w:type="dxa" w:w="60"/>
@@ -1484,15 +741,15 @@
                 <w:sz w:val="22"/>
                 <w:szCs w:val="22"/>
               </w:rPr>
-              <w:t xml:space="preserve">Section 3: Applying the Pattern — Similarity in a Kenyan Context</w:t>
-            </w:r>
-          </w:p>
-        </w:tc>
-      </w:tr>
-      <w:tr>
-        <w:tc>
-          <w:tcPr>
-            <w:tcW w:type="dxa" w:w="3000"/>
+              <w:t xml:space="preserve">Part 3: Why area scales by k²</w:t>
+            </w:r>
+          </w:p>
+        </w:tc>
+      </w:tr>
+      <w:tr>
+        <w:tc>
+          <w:tcPr>
+            <w:tcW w:type="dxa" w:w="13680"/>
             <w:shd w:fill="D9EEF1" w:color="auto" w:val="clear"/>
             <w:tcMar>
               <w:top w:type="dxa" w:w="60"/>
@@ -1518,13 +775,18 @@
                 <w:sz w:val="18"/>
                 <w:szCs w:val="18"/>
               </w:rPr>
-              <w:t xml:space="preserve">Choose ONE real-life Kenyan context (for example: a farmer in Kericho designing water storage tanks of different sizes; a jua kali artisan in Kamukunji making sufurias of similar shapes; a baker in Mombasa scaling up a mandazi recipe using similar baking tins; or an architect in Nairobi scaling a building model). Describe the context, identify the linear scale factor, and then calculate at least TWO of the following: the new surface area, the new volume, or the new capacity. Show all working and explain what your answer means in practical terms.</w:t>
-            </w:r>
-          </w:p>
-        </w:tc>
-        <w:tc>
-          <w:tcPr>
-            <w:tcW w:type="dxa" w:w="10680"/>
+              <w:t xml:space="preserve">The label of the small uji cup needs a certain amount of paper. (a) Using your measurements from the area investigation with squares and rectangles (k = 2, 3 and 4), state the rule that links the linear scale factor to the area scale factor. (b) Explain why this rule works, using the length and width of a rectangle. (c) Use the rule to say how many times as much paper the label of the large uji cup (k = 3 from the small cup) needs, and how many times as much for the medium cup (k = 2). (d) A shamba in Kericho is enlarged on a plan with k = 4. The original plot has an area of 50 m². Find the area of the image.</w:t>
+            </w:r>
+          </w:p>
+        </w:tc>
+      </w:tr>
+      <w:tr>
+        <w:trPr>
+          <w:trHeight w:val="4200" w:hRule="atLeast"/>
+        </w:trPr>
+        <w:tc>
+          <w:tcPr>
+            <w:tcW w:type="dxa" w:w="13680"/>
             <w:shd w:fill="FFFFFF" w:color="auto" w:val="clear"/>
             <w:tcMar>
               <w:top w:type="dxa" w:w="60"/>
@@ -1544,317 +806,13 @@
                 <w:rFonts w:ascii="Arial" w:cs="Arial" w:eastAsia="Arial" w:hAnsi="Arial"/>
                 <w:b w:val="false"/>
                 <w:bCs w:val="false"/>
-                <w:i w:val="false"/>
-                <w:iCs w:val="false"/>
-                <w:color w:val="000000"/>
-                <w:sz w:val="18"/>
-                <w:szCs w:val="18"/>
-              </w:rPr>
-              <w:t xml:space="preserve">Context: A jua kali artisan in Kamukunji, Nairobi makes aluminium sufurias (cooking pots) in similar cylindrical shapes. The small sufuria has a radius of 10 cm and a height of 12 cm. The large family sufuria is similar to the small one, with a linear scale factor of k = 2.5.</w:t>
-            </w:r>
-          </w:p>
-          <w:p>
-            <w:pPr>
-              <w:spacing w:after="40" w:before="0"/>
-              <w:jc w:val="left"/>
-            </w:pPr>
-            <w:r>
-              <w:rPr>
-                <w:rFonts w:ascii="Arial" w:cs="Arial" w:eastAsia="Arial" w:hAnsi="Arial"/>
-                <w:b w:val="false"/>
-                <w:bCs w:val="false"/>
-                <w:i w:val="false"/>
-                <w:iCs w:val="false"/>
-                <w:color w:val="000000"/>
-                <w:sz w:val="18"/>
-                <w:szCs w:val="18"/>
-              </w:rPr>
-              <w:t xml:space="preserve"/>
-            </w:r>
-          </w:p>
-          <w:p>
-            <w:pPr>
-              <w:spacing w:after="40" w:before="0"/>
-              <w:jc w:val="left"/>
-            </w:pPr>
-            <w:r>
-              <w:rPr>
-                <w:rFonts w:ascii="Arial" w:cs="Arial" w:eastAsia="Arial" w:hAnsi="Arial"/>
-                <w:b w:val="false"/>
-                <w:bCs w:val="false"/>
-                <w:i w:val="false"/>
-                <w:iCs w:val="false"/>
-                <w:color w:val="000000"/>
-                <w:sz w:val="18"/>
-                <w:szCs w:val="18"/>
-              </w:rPr>
-              <w:t xml:space="preserve">Step 1 – Find the dimensions of the large sufuria:</w:t>
-            </w:r>
-          </w:p>
-          <w:p>
-            <w:pPr>
-              <w:spacing w:after="40" w:before="0"/>
-              <w:jc w:val="left"/>
-            </w:pPr>
-            <w:r>
-              <w:rPr>
-                <w:rFonts w:ascii="Arial" w:cs="Arial" w:eastAsia="Arial" w:hAnsi="Arial"/>
-                <w:b w:val="false"/>
-                <w:bCs w:val="false"/>
-                <w:i w:val="false"/>
-                <w:iCs w:val="false"/>
-                <w:color w:val="000000"/>
-                <w:sz w:val="18"/>
-                <w:szCs w:val="18"/>
-              </w:rPr>
-              <w:t xml:space="preserve">Radius: 10 × 2.5 = 25 cm</w:t>
-            </w:r>
-          </w:p>
-          <w:p>
-            <w:pPr>
-              <w:spacing w:after="40" w:before="0"/>
-              <w:jc w:val="left"/>
-            </w:pPr>
-            <w:r>
-              <w:rPr>
-                <w:rFonts w:ascii="Arial" w:cs="Arial" w:eastAsia="Arial" w:hAnsi="Arial"/>
-                <w:b w:val="false"/>
-                <w:bCs w:val="false"/>
-                <w:i w:val="false"/>
-                <w:iCs w:val="false"/>
-                <w:color w:val="000000"/>
-                <w:sz w:val="18"/>
-                <w:szCs w:val="18"/>
-              </w:rPr>
-              <w:t xml:space="preserve">Height: 12 × 2.5 = 30 cm</w:t>
-            </w:r>
-          </w:p>
-          <w:p>
-            <w:pPr>
-              <w:spacing w:after="40" w:before="0"/>
-              <w:jc w:val="left"/>
-            </w:pPr>
-            <w:r>
-              <w:rPr>
-                <w:rFonts w:ascii="Arial" w:cs="Arial" w:eastAsia="Arial" w:hAnsi="Arial"/>
-                <w:b w:val="false"/>
-                <w:bCs w:val="false"/>
-                <w:i w:val="false"/>
-                <w:iCs w:val="false"/>
-                <w:color w:val="000000"/>
-                <w:sz w:val="18"/>
-                <w:szCs w:val="18"/>
-              </w:rPr>
-              <w:t xml:space="preserve"/>
-            </w:r>
-          </w:p>
-          <w:p>
-            <w:pPr>
-              <w:spacing w:after="40" w:before="0"/>
-              <w:jc w:val="left"/>
-            </w:pPr>
-            <w:r>
-              <w:rPr>
-                <w:rFonts w:ascii="Arial" w:cs="Arial" w:eastAsia="Arial" w:hAnsi="Arial"/>
-                <w:b w:val="false"/>
-                <w:bCs w:val="false"/>
-                <w:i w:val="false"/>
-                <w:iCs w:val="false"/>
-                <w:color w:val="000000"/>
-                <w:sz w:val="18"/>
-                <w:szCs w:val="18"/>
-              </w:rPr>
-              <w:t xml:space="preserve">Step 2 – Calculate the surface area scale factor:</w:t>
-            </w:r>
-          </w:p>
-          <w:p>
-            <w:pPr>
-              <w:spacing w:after="40" w:before="0"/>
-              <w:jc w:val="left"/>
-            </w:pPr>
-            <w:r>
-              <w:rPr>
-                <w:rFonts w:ascii="Arial" w:cs="Arial" w:eastAsia="Arial" w:hAnsi="Arial"/>
-                <w:b w:val="false"/>
-                <w:bCs w:val="false"/>
-                <w:i w:val="false"/>
-                <w:iCs w:val="false"/>
-                <w:color w:val="000000"/>
-                <w:sz w:val="18"/>
-                <w:szCs w:val="18"/>
-              </w:rPr>
-              <w:t xml:space="preserve">Area scale factor = k² = 2.5² = 6.25</w:t>
-            </w:r>
-          </w:p>
-          <w:p>
-            <w:pPr>
-              <w:spacing w:after="40" w:before="0"/>
-              <w:jc w:val="left"/>
-            </w:pPr>
-            <w:r>
-              <w:rPr>
-                <w:rFonts w:ascii="Arial" w:cs="Arial" w:eastAsia="Arial" w:hAnsi="Arial"/>
-                <w:b w:val="false"/>
-                <w:bCs w:val="false"/>
-                <w:i w:val="false"/>
-                <w:iCs w:val="false"/>
-                <w:color w:val="000000"/>
-                <w:sz w:val="18"/>
-                <w:szCs w:val="18"/>
-              </w:rPr>
-              <w:t xml:space="preserve">Small sufuria total surface area = 2πr(r + h) = 2π(10)(10 + 12) = 2π(10)(22) = 440π ≈ 1,382 cm²</w:t>
-            </w:r>
-          </w:p>
-          <w:p>
-            <w:pPr>
-              <w:spacing w:after="40" w:before="0"/>
-              <w:jc w:val="left"/>
-            </w:pPr>
-            <w:r>
-              <w:rPr>
-                <w:rFonts w:ascii="Arial" w:cs="Arial" w:eastAsia="Arial" w:hAnsi="Arial"/>
-                <w:b w:val="false"/>
-                <w:bCs w:val="false"/>
-                <w:i w:val="false"/>
-                <w:iCs w:val="false"/>
-                <w:color w:val="000000"/>
-                <w:sz w:val="18"/>
-                <w:szCs w:val="18"/>
-              </w:rPr>
-              <w:t xml:space="preserve">Large sufuria total surface area = 6.25 × 440π = 2,750π ≈ 8,639 cm²</w:t>
-            </w:r>
-          </w:p>
-          <w:p>
-            <w:pPr>
-              <w:spacing w:after="40" w:before="0"/>
-              <w:jc w:val="left"/>
-            </w:pPr>
-            <w:r>
-              <w:rPr>
-                <w:rFonts w:ascii="Arial" w:cs="Arial" w:eastAsia="Arial" w:hAnsi="Arial"/>
-                <w:b w:val="false"/>
-                <w:bCs w:val="false"/>
-                <w:i w:val="false"/>
-                <w:iCs w:val="false"/>
-                <w:color w:val="000000"/>
-                <w:sz w:val="18"/>
-                <w:szCs w:val="18"/>
-              </w:rPr>
-              <w:t xml:space="preserve">Practical meaning: The artisan needs 6.25 times as much aluminium sheet to make the large sufuria. This helps him price the larger pot correctly — it costs far more than 2.5 times the small one.</w:t>
-            </w:r>
-          </w:p>
-          <w:p>
-            <w:pPr>
-              <w:spacing w:after="40" w:before="0"/>
-              <w:jc w:val="left"/>
-            </w:pPr>
-            <w:r>
-              <w:rPr>
-                <w:rFonts w:ascii="Arial" w:cs="Arial" w:eastAsia="Arial" w:hAnsi="Arial"/>
-                <w:b w:val="false"/>
-                <w:bCs w:val="false"/>
-                <w:i w:val="false"/>
-                <w:iCs w:val="false"/>
-                <w:color w:val="000000"/>
-                <w:sz w:val="18"/>
-                <w:szCs w:val="18"/>
-              </w:rPr>
-              <w:t xml:space="preserve"/>
-            </w:r>
-          </w:p>
-          <w:p>
-            <w:pPr>
-              <w:spacing w:after="40" w:before="0"/>
-              <w:jc w:val="left"/>
-            </w:pPr>
-            <w:r>
-              <w:rPr>
-                <w:rFonts w:ascii="Arial" w:cs="Arial" w:eastAsia="Arial" w:hAnsi="Arial"/>
-                <w:b w:val="false"/>
-                <w:bCs w:val="false"/>
-                <w:i w:val="false"/>
-                <w:iCs w:val="false"/>
-                <w:color w:val="000000"/>
-                <w:sz w:val="18"/>
-                <w:szCs w:val="18"/>
-              </w:rPr>
-              <w:t xml:space="preserve">Step 3 – Calculate the volume scale factor:</w:t>
-            </w:r>
-          </w:p>
-          <w:p>
-            <w:pPr>
-              <w:spacing w:after="40" w:before="0"/>
-              <w:jc w:val="left"/>
-            </w:pPr>
-            <w:r>
-              <w:rPr>
-                <w:rFonts w:ascii="Arial" w:cs="Arial" w:eastAsia="Arial" w:hAnsi="Arial"/>
-                <w:b w:val="false"/>
-                <w:bCs w:val="false"/>
-                <w:i w:val="false"/>
-                <w:iCs w:val="false"/>
-                <w:color w:val="000000"/>
-                <w:sz w:val="18"/>
-                <w:szCs w:val="18"/>
-              </w:rPr>
-              <w:t xml:space="preserve">Volume scale factor = k³ = 2.5³ = 15.625</w:t>
-            </w:r>
-          </w:p>
-          <w:p>
-            <w:pPr>
-              <w:spacing w:after="40" w:before="0"/>
-              <w:jc w:val="left"/>
-            </w:pPr>
-            <w:r>
-              <w:rPr>
-                <w:rFonts w:ascii="Arial" w:cs="Arial" w:eastAsia="Arial" w:hAnsi="Arial"/>
-                <w:b w:val="false"/>
-                <w:bCs w:val="false"/>
-                <w:i w:val="false"/>
-                <w:iCs w:val="false"/>
-                <w:color w:val="000000"/>
-                <w:sz w:val="18"/>
-                <w:szCs w:val="18"/>
-              </w:rPr>
-              <w:t xml:space="preserve">Small sufuria volume = πr²h = π(10)²(12) = 1,200π ≈ 3,770 cm³ ≈ 3.77 litres</w:t>
-            </w:r>
-          </w:p>
-          <w:p>
-            <w:pPr>
-              <w:spacing w:after="40" w:before="0"/>
-              <w:jc w:val="left"/>
-            </w:pPr>
-            <w:r>
-              <w:rPr>
-                <w:rFonts w:ascii="Arial" w:cs="Arial" w:eastAsia="Arial" w:hAnsi="Arial"/>
-                <w:b w:val="false"/>
-                <w:bCs w:val="false"/>
-                <w:i w:val="false"/>
-                <w:iCs w:val="false"/>
-                <w:color w:val="000000"/>
-                <w:sz w:val="18"/>
-                <w:szCs w:val="18"/>
-              </w:rPr>
-              <w:t xml:space="preserve">Large sufuria volume = 15.625 × 1,200π = 18,750π ≈ 58,905 cm³ ≈ 58.9 litres</w:t>
-            </w:r>
-          </w:p>
-          <w:p>
-            <w:pPr>
-              <w:spacing w:after="40" w:before="0"/>
-              <w:jc w:val="left"/>
-            </w:pPr>
-            <w:r>
-              <w:rPr>
-                <w:rFonts w:ascii="Arial" w:cs="Arial" w:eastAsia="Arial" w:hAnsi="Arial"/>
-                <w:b w:val="false"/>
-                <w:bCs w:val="false"/>
-                <w:i w:val="false"/>
-                <w:iCs w:val="false"/>
-                <w:color w:val="000000"/>
-                <w:sz w:val="18"/>
-                <w:szCs w:val="18"/>
-              </w:rPr>
-              <w:t xml:space="preserve">Practical meaning: The large sufuria holds about 15.6 times as much food as the small one — enough to cook githeri for a large community gathering, not just a small family.</w:t>
+                <w:i/>
+                <w:iCs/>
+                <w:color w:val="808080"/>
+                <w:sz w:val="18"/>
+                <w:szCs w:val="18"/>
+              </w:rPr>
+              <w:t xml:space="preserve">Write your answer here:</w:t>
             </w:r>
           </w:p>
         </w:tc>
@@ -1882,14 +840,12 @@
         <w:tblLayout w:type="fixed"/>
       </w:tblPr>
       <w:tblGrid>
-        <w:gridCol w:w="3000"/>
-        <w:gridCol w:w="10680"/>
+        <w:gridCol w:w="13680"/>
       </w:tblGrid>
       <w:tr>
         <w:tc>
           <w:tcPr>
             <w:tcW w:type="dxa" w:w="13680"/>
-            <w:gridSpan w:val="2"/>
             <w:shd w:fill="1F3864" w:color="auto" w:val="clear"/>
             <w:tcMar>
               <w:top w:type="dxa" w:w="60"/>
@@ -1915,15 +871,15 @@
                 <w:sz w:val="22"/>
                 <w:szCs w:val="22"/>
               </w:rPr>
-              <w:t xml:space="preserve">Section 4: Working Backwards — Finding the Scale Factor from Area or Volume</w:t>
-            </w:r>
-          </w:p>
-        </w:tc>
-      </w:tr>
-      <w:tr>
-        <w:tc>
-          <w:tcPr>
-            <w:tcW w:type="dxa" w:w="3000"/>
+              <w:t xml:space="preserve">Part 4: Why volume scales by k³</w:t>
+            </w:r>
+          </w:p>
+        </w:tc>
+      </w:tr>
+      <w:tr>
+        <w:tc>
+          <w:tcPr>
+            <w:tcW w:type="dxa" w:w="13680"/>
             <w:shd w:fill="D9EEF1" w:color="auto" w:val="clear"/>
             <w:tcMar>
               <w:top w:type="dxa" w:w="60"/>
@@ -1949,13 +905,18 @@
                 <w:sz w:val="18"/>
                 <w:szCs w:val="18"/>
               </w:rPr>
-              <w:t xml:space="preserve">Sometimes you know the area ratio or volume ratio, but you need to find the linear scale factor. Explain how to work backwards from k² or k³ to find k. Then solve this problem fully: A water tank manufacturer in Kisumu produces two similar tanks. The smaller tank has a capacity of 500 litres. The larger tank has a capacity of 4,000 litres. (a) Find the volume scale factor. (b) Find the linear scale factor, k. (c) If the smaller tank has a total surface area of 3.2 m², find the surface area of the larger tank.</w:t>
-            </w:r>
-          </w:p>
-        </w:tc>
-        <w:tc>
-          <w:tcPr>
-            <w:tcW w:type="dxa" w:w="10680"/>
+              <w:t xml:space="preserve">(a) State the rule that links the linear scale factor k to the volume scale factor of similar solids, and explain why it works. (b) Use it to explain why doubling every dimension of a container makes it hold eight times as much. (c) Two similar cylindrical water tanks in the Rift Valley have a linear scale factor of 3. How many times more paint does the larger tank need, and how many times more water does it hold? (d) Mama Wanjiru's small mandazi tin uses 1 000 g of flour for its dough. She buys a similar tin with k = 2. How much flour does she need to fill the large tin to the same level, and why is it not 2 000 g?</w:t>
+            </w:r>
+          </w:p>
+        </w:tc>
+      </w:tr>
+      <w:tr>
+        <w:trPr>
+          <w:trHeight w:val="4200" w:hRule="atLeast"/>
+        </w:trPr>
+        <w:tc>
+          <w:tcPr>
+            <w:tcW w:type="dxa" w:w="13680"/>
             <w:shd w:fill="FFFFFF" w:color="auto" w:val="clear"/>
             <w:tcMar>
               <w:top w:type="dxa" w:w="60"/>
@@ -1975,222 +936,13 @@
                 <w:rFonts w:ascii="Arial" w:cs="Arial" w:eastAsia="Arial" w:hAnsi="Arial"/>
                 <w:b w:val="false"/>
                 <w:bCs w:val="false"/>
-                <w:i w:val="false"/>
-                <w:iCs w:val="false"/>
-                <w:color w:val="000000"/>
-                <w:sz w:val="18"/>
-                <w:szCs w:val="18"/>
-              </w:rPr>
-              <w:t xml:space="preserve">To work backwards from a volume ratio to find k, you take the cube root: k = ∛(volume scale factor). To work backwards from an area ratio to find k, you take the square root: k = √(area scale factor). This is the reverse of what we proved in Section 2.</w:t>
-            </w:r>
-          </w:p>
-          <w:p>
-            <w:pPr>
-              <w:spacing w:after="40" w:before="0"/>
-              <w:jc w:val="left"/>
-            </w:pPr>
-            <w:r>
-              <w:rPr>
-                <w:rFonts w:ascii="Arial" w:cs="Arial" w:eastAsia="Arial" w:hAnsi="Arial"/>
-                <w:b w:val="false"/>
-                <w:bCs w:val="false"/>
-                <w:i w:val="false"/>
-                <w:iCs w:val="false"/>
-                <w:color w:val="000000"/>
-                <w:sz w:val="18"/>
-                <w:szCs w:val="18"/>
-              </w:rPr>
-              <w:t xml:space="preserve"/>
-            </w:r>
-          </w:p>
-          <w:p>
-            <w:pPr>
-              <w:spacing w:after="40" w:before="0"/>
-              <w:jc w:val="left"/>
-            </w:pPr>
-            <w:r>
-              <w:rPr>
-                <w:rFonts w:ascii="Arial" w:cs="Arial" w:eastAsia="Arial" w:hAnsi="Arial"/>
-                <w:b w:val="false"/>
-                <w:bCs w:val="false"/>
-                <w:i w:val="false"/>
-                <w:iCs w:val="false"/>
-                <w:color w:val="000000"/>
-                <w:sz w:val="18"/>
-                <w:szCs w:val="18"/>
-              </w:rPr>
-              <w:t xml:space="preserve">Solution:</w:t>
-            </w:r>
-          </w:p>
-          <w:p>
-            <w:pPr>
-              <w:spacing w:after="40" w:before="0"/>
-              <w:jc w:val="left"/>
-            </w:pPr>
-            <w:r>
-              <w:rPr>
-                <w:rFonts w:ascii="Arial" w:cs="Arial" w:eastAsia="Arial" w:hAnsi="Arial"/>
-                <w:b w:val="false"/>
-                <w:bCs w:val="false"/>
-                <w:i w:val="false"/>
-                <w:iCs w:val="false"/>
-                <w:color w:val="000000"/>
-                <w:sz w:val="18"/>
-                <w:szCs w:val="18"/>
-              </w:rPr>
-              <w:t xml:space="preserve">(a) Volume scale factor = larger volume ÷ smaller volume = 4,000 ÷ 500 = 8</w:t>
-            </w:r>
-          </w:p>
-          <w:p>
-            <w:pPr>
-              <w:spacing w:after="40" w:before="0"/>
-              <w:jc w:val="left"/>
-            </w:pPr>
-            <w:r>
-              <w:rPr>
-                <w:rFonts w:ascii="Arial" w:cs="Arial" w:eastAsia="Arial" w:hAnsi="Arial"/>
-                <w:b w:val="false"/>
-                <w:bCs w:val="false"/>
-                <w:i w:val="false"/>
-                <w:iCs w:val="false"/>
-                <w:color w:val="000000"/>
-                <w:sz w:val="18"/>
-                <w:szCs w:val="18"/>
-              </w:rPr>
-              <w:t xml:space="preserve"/>
-            </w:r>
-          </w:p>
-          <w:p>
-            <w:pPr>
-              <w:spacing w:after="40" w:before="0"/>
-              <w:jc w:val="left"/>
-            </w:pPr>
-            <w:r>
-              <w:rPr>
-                <w:rFonts w:ascii="Arial" w:cs="Arial" w:eastAsia="Arial" w:hAnsi="Arial"/>
-                <w:b w:val="false"/>
-                <w:bCs w:val="false"/>
-                <w:i w:val="false"/>
-                <w:iCs w:val="false"/>
-                <w:color w:val="000000"/>
-                <w:sz w:val="18"/>
-                <w:szCs w:val="18"/>
-              </w:rPr>
-              <w:t xml:space="preserve">(b) Linear scale factor: k³ = 8, so k = ∛8 = 2</w:t>
-            </w:r>
-          </w:p>
-          <w:p>
-            <w:pPr>
-              <w:spacing w:after="40" w:before="0"/>
-              <w:jc w:val="left"/>
-            </w:pPr>
-            <w:r>
-              <w:rPr>
-                <w:rFonts w:ascii="Arial" w:cs="Arial" w:eastAsia="Arial" w:hAnsi="Arial"/>
-                <w:b w:val="false"/>
-                <w:bCs w:val="false"/>
-                <w:i w:val="false"/>
-                <w:iCs w:val="false"/>
-                <w:color w:val="000000"/>
-                <w:sz w:val="18"/>
-                <w:szCs w:val="18"/>
-              </w:rPr>
-              <w:t xml:space="preserve">The larger tank has every linear dimension exactly twice that of the smaller tank.</w:t>
-            </w:r>
-          </w:p>
-          <w:p>
-            <w:pPr>
-              <w:spacing w:after="40" w:before="0"/>
-              <w:jc w:val="left"/>
-            </w:pPr>
-            <w:r>
-              <w:rPr>
-                <w:rFonts w:ascii="Arial" w:cs="Arial" w:eastAsia="Arial" w:hAnsi="Arial"/>
-                <w:b w:val="false"/>
-                <w:bCs w:val="false"/>
-                <w:i w:val="false"/>
-                <w:iCs w:val="false"/>
-                <w:color w:val="000000"/>
-                <w:sz w:val="18"/>
-                <w:szCs w:val="18"/>
-              </w:rPr>
-              <w:t xml:space="preserve"/>
-            </w:r>
-          </w:p>
-          <w:p>
-            <w:pPr>
-              <w:spacing w:after="40" w:before="0"/>
-              <w:jc w:val="left"/>
-            </w:pPr>
-            <w:r>
-              <w:rPr>
-                <w:rFonts w:ascii="Arial" w:cs="Arial" w:eastAsia="Arial" w:hAnsi="Arial"/>
-                <w:b w:val="false"/>
-                <w:bCs w:val="false"/>
-                <w:i w:val="false"/>
-                <w:iCs w:val="false"/>
-                <w:color w:val="000000"/>
-                <w:sz w:val="18"/>
-                <w:szCs w:val="18"/>
-              </w:rPr>
-              <w:t xml:space="preserve">(c) Area scale factor = k² = 2² = 4</w:t>
-            </w:r>
-          </w:p>
-          <w:p>
-            <w:pPr>
-              <w:spacing w:after="40" w:before="0"/>
-              <w:jc w:val="left"/>
-            </w:pPr>
-            <w:r>
-              <w:rPr>
-                <w:rFonts w:ascii="Arial" w:cs="Arial" w:eastAsia="Arial" w:hAnsi="Arial"/>
-                <w:b w:val="false"/>
-                <w:bCs w:val="false"/>
-                <w:i w:val="false"/>
-                <w:iCs w:val="false"/>
-                <w:color w:val="000000"/>
-                <w:sz w:val="18"/>
-                <w:szCs w:val="18"/>
-              </w:rPr>
-              <w:t xml:space="preserve">Surface area of larger tank = 4 × 3.2 m² = 12.8 m²</w:t>
-            </w:r>
-          </w:p>
-          <w:p>
-            <w:pPr>
-              <w:spacing w:after="40" w:before="0"/>
-              <w:jc w:val="left"/>
-            </w:pPr>
-            <w:r>
-              <w:rPr>
-                <w:rFonts w:ascii="Arial" w:cs="Arial" w:eastAsia="Arial" w:hAnsi="Arial"/>
-                <w:b w:val="false"/>
-                <w:bCs w:val="false"/>
-                <w:i w:val="false"/>
-                <w:iCs w:val="false"/>
-                <w:color w:val="000000"/>
-                <w:sz w:val="18"/>
-                <w:szCs w:val="18"/>
-              </w:rPr>
-              <w:t xml:space="preserve"/>
-            </w:r>
-          </w:p>
-          <w:p>
-            <w:pPr>
-              <w:spacing w:after="40" w:before="0"/>
-              <w:jc w:val="left"/>
-            </w:pPr>
-            <w:r>
-              <w:rPr>
-                <w:rFonts w:ascii="Arial" w:cs="Arial" w:eastAsia="Arial" w:hAnsi="Arial"/>
-                <w:b w:val="false"/>
-                <w:bCs w:val="false"/>
-                <w:i w:val="false"/>
-                <w:iCs w:val="false"/>
-                <w:color w:val="000000"/>
-                <w:sz w:val="18"/>
-                <w:szCs w:val="18"/>
-              </w:rPr>
-              <w:t xml:space="preserve">Interpretation: The manufacturer in Kisumu needs 4 times as much material (metal sheeting or plastic) to build the large tank as the small one, even though the large tank holds 8 times as much water. This is an important business insight — material costs scale by k², but storage capacity scales by k³, so larger tanks are more cost-efficient per litre of water stored. This is why big water storage projects (like those supplying Kisumu or Nairobi estates) use the largest tanks possible.</w:t>
+                <w:i/>
+                <w:iCs/>
+                <w:color w:val="808080"/>
+                <w:sz w:val="18"/>
+                <w:szCs w:val="18"/>
+              </w:rPr>
+              <w:t xml:space="preserve">Write your answer here:</w:t>
             </w:r>
           </w:p>
         </w:tc>
@@ -2218,14 +970,12 @@
         <w:tblLayout w:type="fixed"/>
       </w:tblPr>
       <w:tblGrid>
-        <w:gridCol w:w="3000"/>
-        <w:gridCol w:w="10680"/>
+        <w:gridCol w:w="13680"/>
       </w:tblGrid>
       <w:tr>
         <w:tc>
           <w:tcPr>
             <w:tcW w:type="dxa" w:w="13680"/>
-            <w:gridSpan w:val="2"/>
             <w:shd w:fill="1F3864" w:color="auto" w:val="clear"/>
             <w:tcMar>
               <w:top w:type="dxa" w:w="60"/>
@@ -2251,15 +1001,15 @@
                 <w:sz w:val="22"/>
                 <w:szCs w:val="22"/>
               </w:rPr>
-              <w:t xml:space="preserve">Section 5: Connecting Back to the Driving Question — Your Final Model</w:t>
-            </w:r>
-          </w:p>
-        </w:tc>
-      </w:tr>
-      <w:tr>
-        <w:tc>
-          <w:tcPr>
-            <w:tcW w:type="dxa" w:w="3000"/>
+              <w:t xml:space="preserve">Part 5: Answer the driving question</w:t>
+            </w:r>
+          </w:p>
+        </w:tc>
+      </w:tr>
+      <w:tr>
+        <w:tc>
+          <w:tcPr>
+            <w:tcW w:type="dxa" w:w="13680"/>
             <w:shd w:fill="D9EEF1" w:color="auto" w:val="clear"/>
             <w:tcMar>
               <w:top w:type="dxa" w:w="60"/>
@@ -2285,13 +1035,18 @@
                 <w:sz w:val="18"/>
                 <w:szCs w:val="18"/>
               </w:rPr>
-              <w:t xml:space="preserve">Answer the driving question directly and completely, using everything you have learned across all 8 lessons. Your answer must: (1) Explain WHY doubling every dimension leads to 8 times the volume (not 2 times). (2) State the general rule for any scale factor k. (3) Explain how this pattern can be used to DESIGN, BUILD, and PREDICT properties of similar shapes. (4) Reflect on one thing this unit changed about how you see the world around you in Kenya.</w:t>
-            </w:r>
-          </w:p>
-        </w:tc>
-        <w:tc>
-          <w:tcPr>
-            <w:tcW w:type="dxa" w:w="10680"/>
+              <w:t xml:space="preserve">Write a complete, connected answer to the driving question: Why does doubling the size of a container make it hold eight times as much, and how can we use this pattern to design, build and predict the properties of any similar shape or object? In your answer: (1) refer to the uji cups and their scale factors; (2) explain the roles of k, k² and k³ and what each one measures; (3) give ONE real-life example from Kenya of how similarity and enlargement are used, showing which scale factor you would use and why; and (4) say why the original prediction of 'twice as big means twice as much' was wrong.</w:t>
+            </w:r>
+          </w:p>
+        </w:tc>
+      </w:tr>
+      <w:tr>
+        <w:trPr>
+          <w:trHeight w:val="4200" w:hRule="atLeast"/>
+        </w:trPr>
+        <w:tc>
+          <w:tcPr>
+            <w:tcW w:type="dxa" w:w="13680"/>
             <w:shd w:fill="FFFFFF" w:color="auto" w:val="clear"/>
             <w:tcMar>
               <w:top w:type="dxa" w:w="60"/>
@@ -2311,282 +1066,13 @@
                 <w:rFonts w:ascii="Arial" w:cs="Arial" w:eastAsia="Arial" w:hAnsi="Arial"/>
                 <w:b w:val="false"/>
                 <w:bCs w:val="false"/>
-                <w:i w:val="false"/>
-                <w:iCs w:val="false"/>
-                <w:color w:val="000000"/>
-                <w:sz w:val="18"/>
-                <w:szCs w:val="18"/>
-              </w:rPr>
-              <w:t xml:space="preserve">Doubling the size of a container makes it hold eight times as much — not two times — because volume depends on THREE dimensions (length × width × height, or radius² × height). When you double every single dimension, each of the three dimensions is multiplied by 2, so the total volume is multiplied by 2 × 2 × 2 = 2³ = 8. You cannot just double the volume by doubling one measurement; all dimensions scale together.</w:t>
-            </w:r>
-          </w:p>
-          <w:p>
-            <w:pPr>
-              <w:spacing w:after="40" w:before="0"/>
-              <w:jc w:val="left"/>
-            </w:pPr>
-            <w:r>
-              <w:rPr>
-                <w:rFonts w:ascii="Arial" w:cs="Arial" w:eastAsia="Arial" w:hAnsi="Arial"/>
-                <w:b w:val="false"/>
-                <w:bCs w:val="false"/>
-                <w:i w:val="false"/>
-                <w:iCs w:val="false"/>
-                <w:color w:val="000000"/>
-                <w:sz w:val="18"/>
-                <w:szCs w:val="18"/>
-              </w:rPr>
-              <w:t xml:space="preserve"/>
-            </w:r>
-          </w:p>
-          <w:p>
-            <w:pPr>
-              <w:spacing w:after="40" w:before="0"/>
-              <w:jc w:val="left"/>
-            </w:pPr>
-            <w:r>
-              <w:rPr>
-                <w:rFonts w:ascii="Arial" w:cs="Arial" w:eastAsia="Arial" w:hAnsi="Arial"/>
-                <w:b w:val="false"/>
-                <w:bCs w:val="false"/>
-                <w:i w:val="false"/>
-                <w:iCs w:val="false"/>
-                <w:color w:val="000000"/>
-                <w:sz w:val="18"/>
-                <w:szCs w:val="18"/>
-              </w:rPr>
-              <w:t xml:space="preserve">The General Rule:</w:t>
-            </w:r>
-          </w:p>
-          <w:p>
-            <w:pPr>
-              <w:spacing w:after="40" w:before="0"/>
-              <w:jc w:val="left"/>
-            </w:pPr>
-            <w:r>
-              <w:rPr>
-                <w:rFonts w:ascii="Arial" w:cs="Arial" w:eastAsia="Arial" w:hAnsi="Arial"/>
-                <w:b w:val="false"/>
-                <w:bCs w:val="false"/>
-                <w:i w:val="false"/>
-                <w:iCs w:val="false"/>
-                <w:color w:val="000000"/>
-                <w:sz w:val="18"/>
-                <w:szCs w:val="18"/>
-              </w:rPr>
-              <w:t xml:space="preserve">For any two similar shapes or solids with linear scale factor k:</w:t>
-            </w:r>
-          </w:p>
-          <w:p>
-            <w:pPr>
-              <w:spacing w:after="30" w:before="0"/>
-              <w:ind w:left="360" w:hanging="180"/>
-              <w:jc w:val="left"/>
-            </w:pPr>
-            <w:r>
-              <w:rPr>
-                <w:rFonts w:ascii="Arial" w:cs="Arial" w:eastAsia="Arial" w:hAnsi="Arial"/>
-                <w:b w:val="false"/>
-                <w:bCs w:val="false"/>
-                <w:i w:val="false"/>
-                <w:iCs w:val="false"/>
-                <w:color w:val="000000"/>
-                <w:sz w:val="18"/>
-                <w:szCs w:val="18"/>
-              </w:rPr>
-              <w:t xml:space="preserve">–  Corresponding lengths scale by k (e.g., all sides, heights, radii, perimeters)</w:t>
-            </w:r>
-          </w:p>
-          <w:p>
-            <w:pPr>
-              <w:spacing w:after="30" w:before="0"/>
-              <w:ind w:left="360" w:hanging="180"/>
-              <w:jc w:val="left"/>
-            </w:pPr>
-            <w:r>
-              <w:rPr>
-                <w:rFonts w:ascii="Arial" w:cs="Arial" w:eastAsia="Arial" w:hAnsi="Arial"/>
-                <w:b w:val="false"/>
-                <w:bCs w:val="false"/>
-                <w:i w:val="false"/>
-                <w:iCs w:val="false"/>
-                <w:color w:val="000000"/>
-                <w:sz w:val="18"/>
-                <w:szCs w:val="18"/>
-              </w:rPr>
-              <w:t xml:space="preserve">–  Corresponding areas scale by k² (e.g., cross-sections, surface areas, footprints)</w:t>
-            </w:r>
-          </w:p>
-          <w:p>
-            <w:pPr>
-              <w:spacing w:after="30" w:before="0"/>
-              <w:ind w:left="360" w:hanging="180"/>
-              <w:jc w:val="left"/>
-            </w:pPr>
-            <w:r>
-              <w:rPr>
-                <w:rFonts w:ascii="Arial" w:cs="Arial" w:eastAsia="Arial" w:hAnsi="Arial"/>
-                <w:b w:val="false"/>
-                <w:bCs w:val="false"/>
-                <w:i w:val="false"/>
-                <w:iCs w:val="false"/>
-                <w:color w:val="000000"/>
-                <w:sz w:val="18"/>
-                <w:szCs w:val="18"/>
-              </w:rPr>
-              <w:t xml:space="preserve">–  Corresponding volumes (and capacities) scale by k³</w:t>
-            </w:r>
-          </w:p>
-          <w:p>
-            <w:pPr>
-              <w:spacing w:after="40" w:before="0"/>
-              <w:jc w:val="left"/>
-            </w:pPr>
-            <w:r>
-              <w:rPr>
-                <w:rFonts w:ascii="Arial" w:cs="Arial" w:eastAsia="Arial" w:hAnsi="Arial"/>
-                <w:b w:val="false"/>
-                <w:bCs w:val="false"/>
-                <w:i w:val="false"/>
-                <w:iCs w:val="false"/>
-                <w:color w:val="000000"/>
-                <w:sz w:val="18"/>
-                <w:szCs w:val="18"/>
-              </w:rPr>
-              <w:t xml:space="preserve"/>
-            </w:r>
-          </w:p>
-          <w:p>
-            <w:pPr>
-              <w:spacing w:after="40" w:before="0"/>
-              <w:jc w:val="left"/>
-            </w:pPr>
-            <w:r>
-              <w:rPr>
-                <w:rFonts w:ascii="Arial" w:cs="Arial" w:eastAsia="Arial" w:hAnsi="Arial"/>
-                <w:b w:val="false"/>
-                <w:bCs w:val="false"/>
-                <w:i w:val="false"/>
-                <w:iCs w:val="false"/>
-                <w:color w:val="000000"/>
-                <w:sz w:val="18"/>
-                <w:szCs w:val="18"/>
-              </w:rPr>
-              <w:t xml:space="preserve">Using the Pattern to Design, Build, and Predict:</w:t>
-            </w:r>
-          </w:p>
-          <w:p>
-            <w:pPr>
-              <w:spacing w:after="40" w:before="0"/>
-              <w:jc w:val="left"/>
-            </w:pPr>
-            <w:r>
-              <w:rPr>
-                <w:rFonts w:ascii="Arial" w:cs="Arial" w:eastAsia="Arial" w:hAnsi="Arial"/>
-                <w:b w:val="false"/>
-                <w:bCs w:val="false"/>
-                <w:i w:val="false"/>
-                <w:iCs w:val="false"/>
-                <w:color w:val="000000"/>
-                <w:sz w:val="18"/>
-                <w:szCs w:val="18"/>
-              </w:rPr>
-              <w:t xml:space="preserve">Design: An architect in Nairobi designing a scale model of a building at 1:50 scale knows that every real dimension is 50 times the model dimension. The real building's floor area is 50² = 2,500 times the model's floor area, and its volume is 50³ = 125,000 times the model's volume. She can predict these values without ever leaving her office.</w:t>
-            </w:r>
-          </w:p>
-          <w:p>
-            <w:pPr>
-              <w:spacing w:after="40" w:before="0"/>
-              <w:jc w:val="left"/>
-            </w:pPr>
-            <w:r>
-              <w:rPr>
-                <w:rFonts w:ascii="Arial" w:cs="Arial" w:eastAsia="Arial" w:hAnsi="Arial"/>
-                <w:b w:val="false"/>
-                <w:bCs w:val="false"/>
-                <w:i w:val="false"/>
-                <w:iCs w:val="false"/>
-                <w:color w:val="000000"/>
-                <w:sz w:val="18"/>
-                <w:szCs w:val="18"/>
-              </w:rPr>
-              <w:t xml:space="preserve">Build: A jua kali artisan making similar-shaped pots of different sizes can calculate exactly how much aluminium sheet is needed for each size (using k²) and how much each pot will hold (using k³), reducing waste and improving pricing.</w:t>
-            </w:r>
-          </w:p>
-          <w:p>
-            <w:pPr>
-              <w:spacing w:after="40" w:before="0"/>
-              <w:jc w:val="left"/>
-            </w:pPr>
-            <w:r>
-              <w:rPr>
-                <w:rFonts w:ascii="Arial" w:cs="Arial" w:eastAsia="Arial" w:hAnsi="Arial"/>
-                <w:b w:val="false"/>
-                <w:bCs w:val="false"/>
-                <w:i w:val="false"/>
-                <w:iCs w:val="false"/>
-                <w:color w:val="000000"/>
-                <w:sz w:val="18"/>
-                <w:szCs w:val="18"/>
-              </w:rPr>
-              <w:t xml:space="preserve">Predict: Engineers designing water tanks, fuel storage containers, or grain silos across Kenya can use k³ to predict capacity and k² to estimate material costs — making projects cheaper and more efficient.</w:t>
-            </w:r>
-          </w:p>
-          <w:p>
-            <w:pPr>
-              <w:spacing w:after="40" w:before="0"/>
-              <w:jc w:val="left"/>
-            </w:pPr>
-            <w:r>
-              <w:rPr>
-                <w:rFonts w:ascii="Arial" w:cs="Arial" w:eastAsia="Arial" w:hAnsi="Arial"/>
-                <w:b w:val="false"/>
-                <w:bCs w:val="false"/>
-                <w:i w:val="false"/>
-                <w:iCs w:val="false"/>
-                <w:color w:val="000000"/>
-                <w:sz w:val="18"/>
-                <w:szCs w:val="18"/>
-              </w:rPr>
-              <w:t xml:space="preserve"/>
-            </w:r>
-          </w:p>
-          <w:p>
-            <w:pPr>
-              <w:spacing w:after="40" w:before="0"/>
-              <w:jc w:val="left"/>
-            </w:pPr>
-            <w:r>
-              <w:rPr>
-                <w:rFonts w:ascii="Arial" w:cs="Arial" w:eastAsia="Arial" w:hAnsi="Arial"/>
-                <w:b w:val="false"/>
-                <w:bCs w:val="false"/>
-                <w:i w:val="false"/>
-                <w:iCs w:val="false"/>
-                <w:color w:val="000000"/>
-                <w:sz w:val="18"/>
-                <w:szCs w:val="18"/>
-              </w:rPr>
-              <w:t xml:space="preserve">Personal Reflection:</w:t>
-            </w:r>
-          </w:p>
-          <w:p>
-            <w:pPr>
-              <w:spacing w:after="40" w:before="0"/>
-              <w:jc w:val="left"/>
-            </w:pPr>
-            <w:r>
-              <w:rPr>
-                <w:rFonts w:ascii="Arial" w:cs="Arial" w:eastAsia="Arial" w:hAnsi="Arial"/>
-                <w:b w:val="false"/>
-                <w:bCs w:val="false"/>
-                <w:i w:val="false"/>
-                <w:iCs w:val="false"/>
-                <w:color w:val="000000"/>
-                <w:sz w:val="18"/>
-                <w:szCs w:val="18"/>
-              </w:rPr>
-              <w:t xml:space="preserve">Before this unit, I assumed that if something looked 'twice as big,' it held twice as much. Now I realise that our everyday language about size is misleading — 'twice as big' usually means twice as tall or twice as wide, but the volume grows much faster than that. When I walk through a market in Nairobi and see large and small versions of the same container, I now automatically think: what is k? And then k² and k³ follow immediately. This unit has genuinely changed the way I see and question the physical world.</w:t>
+                <w:i/>
+                <w:iCs/>
+                <w:color w:val="808080"/>
+                <w:sz w:val="18"/>
+                <w:szCs w:val="18"/>
+              </w:rPr>
+              <w:t xml:space="preserve">Write your answer here:</w:t>
             </w:r>
           </w:p>
         </w:tc>
@@ -2813,7 +1299,7 @@
                 <w:sz w:val="18"/>
                 <w:szCs w:val="18"/>
               </w:rPr>
-              <w:t xml:space="preserve">Understanding of Scale Factor (k, k², k³)</w:t>
+              <w:t xml:space="preserve">Accuracy of similarity and scale factor ideas</w:t>
             </w:r>
           </w:p>
         </w:tc>
@@ -2845,7 +1331,7 @@
                 <w:sz w:val="18"/>
                 <w:szCs w:val="18"/>
               </w:rPr>
-              <w:t xml:space="preserve">Clearly and correctly defines linear scale factor (k), area scale factor (k²), and volume scale factor (k³). Accurately applies all three in every section. Consistently connects the three scaling rules back to the uji cup phenomenon with precise values.</w:t>
+              <w:t xml:space="preserve">States both conditions for similarity (equal corresponding angles, constant ratio of corresponding sides) and calculates and interprets k correctly for enlargements and reductions, including the role of the centre of enlargement.</w:t>
             </w:r>
           </w:p>
         </w:tc>
@@ -2877,7 +1363,7 @@
                 <w:sz w:val="18"/>
                 <w:szCs w:val="18"/>
               </w:rPr>
-              <w:t xml:space="preserve">Correctly defines and applies k, k², and k³ in most sections. Makes the connection to the uji cups but may miss one specific value or detail. Minor errors do not affect the overall understanding shown.</w:t>
+              <w:t xml:space="preserve">States the similarity conditions and calculates k correctly, with minor gaps in explaining the centre of enlargement or reductions.</w:t>
             </w:r>
           </w:p>
         </w:tc>
@@ -2909,7 +1395,7 @@
                 <w:sz w:val="18"/>
                 <w:szCs w:val="18"/>
               </w:rPr>
-              <w:t xml:space="preserve">Shows partial understanding of k but confuses k² and k³, or applies only one scaling rule consistently. The connection to the uji cup phenomenon is vague or incomplete. Significant errors in at least two sections.</w:t>
+              <w:t xml:space="preserve">Confuses similar with equal or same size, or cannot find or interpret k.</w:t>
             </w:r>
           </w:p>
         </w:tc>
@@ -2943,7 +1429,7 @@
                 <w:sz w:val="18"/>
                 <w:szCs w:val="18"/>
               </w:rPr>
-              <w:t xml:space="preserve">Algebraic Proof and Mathematical Reasoning</w:t>
+              <w:t xml:space="preserve">Use of k, k² and k³</w:t>
             </w:r>
           </w:p>
         </w:tc>
@@ -2975,7 +1461,7 @@
                 <w:sz w:val="18"/>
                 <w:szCs w:val="18"/>
               </w:rPr>
-              <w:t xml:space="preserve">Provides a complete, accurate algebraic proof showing why areas scale by k² and volumes scale by k³ for a chosen shape. All working is clearly shown and logically ordered. Verification using k = 2 and k = 3 from the uji cups is accurate and explicitly stated.</w:t>
+              <w:t xml:space="preserve">Correctly applies k for lengths, k² for areas and k³ for volumes in every question, and explains why each power occurs by counting the dimensions involved.</w:t>
             </w:r>
           </w:p>
         </w:tc>
@@ -3007,7 +1493,7 @@
                 <w:sz w:val="18"/>
                 <w:szCs w:val="18"/>
               </w:rPr>
-              <w:t xml:space="preserve">Provides a mostly correct algebraic proof with clear working. May have a minor arithmetic or notation error that does not undermine the logic. Verification with the uji cup values is attempted and substantially correct.</w:t>
+              <w:t xml:space="preserve">Applies the correct rule in most questions and gives a partial explanation of why.</w:t>
             </w:r>
           </w:p>
         </w:tc>
@@ -3039,7 +1525,7 @@
                 <w:sz w:val="18"/>
                 <w:szCs w:val="18"/>
               </w:rPr>
-              <w:t xml:space="preserve">Attempts an algebraic proof but makes significant errors in substitution or simplification, OR provides only numerical examples without a general algebraic argument. Working is incomplete or difficult to follow.</w:t>
+              <w:t xml:space="preserve">Uses k for area or volume, or applies the rules without explanation.</w:t>
             </w:r>
           </w:p>
         </w:tc>
@@ -3073,7 +1559,7 @@
                 <w:sz w:val="18"/>
                 <w:szCs w:val="18"/>
               </w:rPr>
-              <w:t xml:space="preserve">Application to a Kenyan Real-Life Context</w:t>
+              <w:t xml:space="preserve">Calculations and communication</w:t>
             </w:r>
           </w:p>
         </w:tc>
@@ -3105,7 +1591,7 @@
                 <w:sz w:val="18"/>
                 <w:szCs w:val="18"/>
               </w:rPr>
-              <w:t xml:space="preserve">Selects a specific, well-described Kenyan context (named location, realistic values). Correctly identifies k and calculates at least two of: surface area, volume, or capacity, with full working shown. Explains the practical meaning of each answer clearly and specifically.</w:t>
+              <w:t xml:space="preserve">Shows every step with correct arithmetic and units (for example 800 m², 8 000 g) and uses correct mathematical vocabulary throughout.</w:t>
             </w:r>
           </w:p>
         </w:tc>
@@ -3137,7 +1623,7 @@
                 <w:sz w:val="18"/>
                 <w:szCs w:val="18"/>
               </w:rPr>
-              <w:t xml:space="preserve">Selects a relevant Kenyan context and correctly calculates at least one of the required values with working shown. The practical meaning is stated but may lack specific detail. Minor calculation errors are present but do not indicate a conceptual misunderstanding.</w:t>
+              <w:t xml:space="preserve">Mostly correct arithmetic and units with some steps or terms missing.</w:t>
             </w:r>
           </w:p>
         </w:tc>
@@ -3169,7 +1655,7 @@
                 <w:sz w:val="18"/>
                 <w:szCs w:val="18"/>
               </w:rPr>
-              <w:t xml:space="preserve">Selects a context but it lacks Kenyan specificity or realistic values. Only one calculation is attempted, or calculations contain major errors. The practical meaning of results is not explained or is incorrect.</w:t>
+              <w:t xml:space="preserve">Answers have errors or no working, or units are missing.</w:t>
             </w:r>
           </w:p>
         </w:tc>
@@ -3203,7 +1689,7 @@
                 <w:sz w:val="18"/>
                 <w:szCs w:val="18"/>
               </w:rPr>
-              <w:t xml:space="preserve">Working Backwards (Finding k from k² or k³)</w:t>
+              <w:t xml:space="preserve">Connecting evidence to the phenomenon and real life</w:t>
             </w:r>
           </w:p>
         </w:tc>
@@ -3235,7 +1721,7 @@
                 <w:sz w:val="18"/>
                 <w:szCs w:val="18"/>
               </w:rPr>
-              <w:t xml:space="preserve">Clearly explains the method for finding k from a given area or volume ratio (square root and cube root respectively). Correctly solves all three parts of the Kisumu water tank problem with full working. Provides a meaningful interpretation of the answers in context.</w:t>
+              <w:t xml:space="preserve">Links the uji cups, the tank and mandazi examples to the rules, explains why the first prediction failed, and gives a clear Kenyan application with the correct scale factor.</w:t>
             </w:r>
           </w:p>
         </w:tc>
@@ -3267,7 +1753,7 @@
                 <w:sz w:val="18"/>
                 <w:szCs w:val="18"/>
               </w:rPr>
-              <w:t xml:space="preserve">Explains the reverse method adequately and solves at least two of the three parts correctly with working shown. Interpretation of results is present but may be brief. At most one calculation error.</w:t>
+              <w:t xml:space="preserve">Refers to the uji cups and one application but the link to the rules or to the failed prediction is incomplete.</w:t>
             </w:r>
           </w:p>
         </w:tc>
@@ -3299,137 +1785,7 @@
                 <w:sz w:val="18"/>
                 <w:szCs w:val="18"/>
               </w:rPr>
-              <w:t xml:space="preserve">Attempts to work backwards but uses an incorrect method (e.g., divides instead of taking a root), OR solves only one part correctly. Working is incomplete. No meaningful interpretation of results is provided.</w:t>
-            </w:r>
-          </w:p>
-        </w:tc>
-      </w:tr>
-      <w:tr>
-        <w:tc>
-          <w:tcPr>
-            <w:tcW w:type="dxa" w:w="3000"/>
-            <w:shd w:fill="D5E8F0" w:color="auto" w:val="clear"/>
-            <w:tcMar>
-              <w:top w:type="dxa" w:w="60"/>
-              <w:left w:type="dxa" w:w="120"/>
-              <w:bottom w:type="dxa" w:w="60"/>
-              <w:right w:type="dxa" w:w="120"/>
-            </w:tcMar>
-            <w:vAlign w:val="top"/>
-          </w:tcPr>
-          <w:p>
-            <w:pPr>
-              <w:spacing w:after="40" w:before="0"/>
-              <w:jc w:val="left"/>
-            </w:pPr>
-            <w:r>
-              <w:rPr>
-                <w:rFonts w:ascii="Arial" w:cs="Arial" w:eastAsia="Arial" w:hAnsi="Arial"/>
-                <w:b w:val="false"/>
-                <w:bCs w:val="false"/>
-                <w:i w:val="false"/>
-                <w:iCs w:val="false"/>
-                <w:color w:val="000000"/>
-                <w:sz w:val="18"/>
-                <w:szCs w:val="18"/>
-              </w:rPr>
-              <w:t xml:space="preserve">Final Synthesis — Answering the Driving Question</w:t>
-            </w:r>
-          </w:p>
-        </w:tc>
-        <w:tc>
-          <w:tcPr>
-            <w:tcW w:type="dxa" w:w="3560"/>
-            <w:shd w:fill="FFFFFF" w:color="auto" w:val="clear"/>
-            <w:tcMar>
-              <w:top w:type="dxa" w:w="60"/>
-              <w:left w:type="dxa" w:w="120"/>
-              <w:bottom w:type="dxa" w:w="60"/>
-              <w:right w:type="dxa" w:w="120"/>
-            </w:tcMar>
-            <w:vAlign w:val="top"/>
-          </w:tcPr>
-          <w:p>
-            <w:pPr>
-              <w:spacing w:after="40" w:before="0"/>
-              <w:jc w:val="left"/>
-            </w:pPr>
-            <w:r>
-              <w:rPr>
-                <w:rFonts w:ascii="Arial" w:cs="Arial" w:eastAsia="Arial" w:hAnsi="Arial"/>
-                <w:b w:val="false"/>
-                <w:bCs w:val="false"/>
-                <w:i w:val="false"/>
-                <w:iCs w:val="false"/>
-                <w:color w:val="000000"/>
-                <w:sz w:val="18"/>
-                <w:szCs w:val="18"/>
-              </w:rPr>
-              <w:t xml:space="preserve">Directly and completely answers the driving question, addressing all four required points: why doubling gives ×8, the general rule for any k, how the pattern applies to design/build/predict, and a genuine personal reflection with a specific Kenyan example. Uses precise mathematical vocabulary throughout. The answer reads as a coherent, well-structured explanation.</w:t>
-            </w:r>
-          </w:p>
-        </w:tc>
-        <w:tc>
-          <w:tcPr>
-            <w:tcW w:type="dxa" w:w="3560"/>
-            <w:shd w:fill="F2F2F2" w:color="auto" w:val="clear"/>
-            <w:tcMar>
-              <w:top w:type="dxa" w:w="60"/>
-              <w:left w:type="dxa" w:w="120"/>
-              <w:bottom w:type="dxa" w:w="60"/>
-              <w:right w:type="dxa" w:w="120"/>
-            </w:tcMar>
-            <w:vAlign w:val="top"/>
-          </w:tcPr>
-          <w:p>
-            <w:pPr>
-              <w:spacing w:after="40" w:before="0"/>
-              <w:jc w:val="left"/>
-            </w:pPr>
-            <w:r>
-              <w:rPr>
-                <w:rFonts w:ascii="Arial" w:cs="Arial" w:eastAsia="Arial" w:hAnsi="Arial"/>
-                <w:b w:val="false"/>
-                <w:bCs w:val="false"/>
-                <w:i w:val="false"/>
-                <w:iCs w:val="false"/>
-                <w:color w:val="000000"/>
-                <w:sz w:val="18"/>
-                <w:szCs w:val="18"/>
-              </w:rPr>
-              <w:t xml:space="preserve">Answers the driving question and addresses at least three of the four required points. Mathematical vocabulary is mostly correct. The reflection is present and connects to a Kenyan context, though it may be brief. The explanation is mostly coherent with minor gaps.</w:t>
-            </w:r>
-          </w:p>
-        </w:tc>
-        <w:tc>
-          <w:tcPr>
-            <w:tcW w:type="dxa" w:w="3560"/>
-            <w:shd w:fill="FFFFFF" w:color="auto" w:val="clear"/>
-            <w:tcMar>
-              <w:top w:type="dxa" w:w="60"/>
-              <w:left w:type="dxa" w:w="120"/>
-              <w:bottom w:type="dxa" w:w="60"/>
-              <w:right w:type="dxa" w:w="120"/>
-            </w:tcMar>
-            <w:vAlign w:val="top"/>
-          </w:tcPr>
-          <w:p>
-            <w:pPr>
-              <w:spacing w:after="40" w:before="0"/>
-              <w:jc w:val="left"/>
-            </w:pPr>
-            <w:r>
-              <w:rPr>
-                <w:rFonts w:ascii="Arial" w:cs="Arial" w:eastAsia="Arial" w:hAnsi="Arial"/>
-                <w:b w:val="false"/>
-                <w:bCs w:val="false"/>
-                <w:i w:val="false"/>
-                <w:iCs w:val="false"/>
-                <w:color w:val="000000"/>
-                <w:sz w:val="18"/>
-                <w:szCs w:val="18"/>
-              </w:rPr>
-              <w:t xml:space="preserve">Attempts to answer the driving question but addresses fewer than three of the required points, OR the explanation of why doubling gives ×8 is incorrect or absent. Mathematical vocabulary is imprecise. The personal reflection is missing or does not connect to a Kenyan context.</w:t>
+              <w:t xml:space="preserve">Gives a general answer with little evidence from the lessons or no real-life application.</w:t>
             </w:r>
           </w:p>
         </w:tc>
@@ -3553,7 +1909,7 @@
         </w:rPr>
         <w:t xml:space="preserve">© 2026 SeaVuria and ARES. This work is licensed under a </w:t>
       </w:r>
-      <w:hyperlink w:history="1" r:id="rIdksy3ad3wewn_eqvpfpgcw">
+      <w:hyperlink w:history="1" r:id="rIdsfzsnledgpo_4gygxkmhw">
         <w:r>
           <w:rPr>
             <w:rFonts w:ascii="Arial" w:cs="Arial" w:eastAsia="Arial" w:hAnsi="Arial"/>
@@ -3573,7 +1929,7 @@
         </w:rPr>
         <w:t xml:space="preserve"> (</w:t>
       </w:r>
-      <w:hyperlink w:history="1" r:id="rIdzzul0k-xyjt1dwaot5rjm">
+      <w:hyperlink w:history="1" r:id="rIdcneodpgdupheg5vwxtkdn">
         <w:r>
           <w:rPr>
             <w:rFonts w:ascii="Arial" w:cs="Arial" w:eastAsia="Arial" w:hAnsi="Arial"/>
@@ -3593,7 +1949,7 @@
         </w:rPr>
         <w:t xml:space="preserve">). To view a copy of this license, visit </w:t>
       </w:r>
-      <w:hyperlink w:history="1" r:id="rIdfos8yzn6bygm3aafbp7yv">
+      <w:hyperlink w:history="1" r:id="rIde8u7so-h2g_ev8kekd1s8">
         <w:r>
           <w:rPr>
             <w:rFonts w:ascii="Arial" w:cs="Arial" w:eastAsia="Arial" w:hAnsi="Arial"/>

--- a/data/outputs/v2/Essential_Mathematics/SS2.1_Similarity_and_Enlargement/Essential_Mathematics_Similarity_and_Enlargement_FinalExplanation.docx
+++ b/data/outputs/v2/Essential_Mathematics/SS2.1_Similarity_and_Enlargement/Essential_Mathematics_Similarity_and_Enlargement_FinalExplanation.docx
@@ -1909,7 +1909,7 @@
         </w:rPr>
         <w:t xml:space="preserve">© 2026 SeaVuria and ARES. This work is licensed under a </w:t>
       </w:r>
-      <w:hyperlink w:history="1" r:id="rIdsfzsnledgpo_4gygxkmhw">
+      <w:hyperlink w:history="1" r:id="rIdcf4-k6oh1x8yica78ubww">
         <w:r>
           <w:rPr>
             <w:rFonts w:ascii="Arial" w:cs="Arial" w:eastAsia="Arial" w:hAnsi="Arial"/>
@@ -1929,7 +1929,7 @@
         </w:rPr>
         <w:t xml:space="preserve"> (</w:t>
       </w:r>
-      <w:hyperlink w:history="1" r:id="rIdcneodpgdupheg5vwxtkdn">
+      <w:hyperlink w:history="1" r:id="rIdpdoztmnlmlnphhlaa6xe0">
         <w:r>
           <w:rPr>
             <w:rFonts w:ascii="Arial" w:cs="Arial" w:eastAsia="Arial" w:hAnsi="Arial"/>
@@ -1949,7 +1949,7 @@
         </w:rPr>
         <w:t xml:space="preserve">). To view a copy of this license, visit </w:t>
       </w:r>
-      <w:hyperlink w:history="1" r:id="rIde8u7so-h2g_ev8kekd1s8">
+      <w:hyperlink w:history="1" r:id="rId9t9nhdx5vjr49ebcz1d--">
         <w:r>
           <w:rPr>
             <w:rFonts w:ascii="Arial" w:cs="Arial" w:eastAsia="Arial" w:hAnsi="Arial"/>

--- a/data/outputs/v2/Essential_Mathematics/SS2.1_Similarity_and_Enlargement/Essential_Mathematics_Similarity_and_Enlargement_FinalExplanation.docx
+++ b/data/outputs/v2/Essential_Mathematics/SS2.1_Similarity_and_Enlargement/Essential_Mathematics_Similarity_and_Enlargement_FinalExplanation.docx
@@ -1909,7 +1909,7 @@
         </w:rPr>
         <w:t xml:space="preserve">© 2026 SeaVuria and ARES. This work is licensed under a </w:t>
       </w:r>
-      <w:hyperlink w:history="1" r:id="rIdcf4-k6oh1x8yica78ubww">
+      <w:hyperlink w:history="1" r:id="rIdd4--w98savbqqvvh6gmaw">
         <w:r>
           <w:rPr>
             <w:rFonts w:ascii="Arial" w:cs="Arial" w:eastAsia="Arial" w:hAnsi="Arial"/>
@@ -1929,7 +1929,7 @@
         </w:rPr>
         <w:t xml:space="preserve"> (</w:t>
       </w:r>
-      <w:hyperlink w:history="1" r:id="rIdpdoztmnlmlnphhlaa6xe0">
+      <w:hyperlink w:history="1" r:id="rId91klhh1m3bs_uqhmqikk8">
         <w:r>
           <w:rPr>
             <w:rFonts w:ascii="Arial" w:cs="Arial" w:eastAsia="Arial" w:hAnsi="Arial"/>
@@ -1949,7 +1949,7 @@
         </w:rPr>
         <w:t xml:space="preserve">). To view a copy of this license, visit </w:t>
       </w:r>
-      <w:hyperlink w:history="1" r:id="rId9t9nhdx5vjr49ebcz1d--">
+      <w:hyperlink w:history="1" r:id="rIdc5o3yjdzmjnugqd3elgwc">
         <w:r>
           <w:rPr>
             <w:rFonts w:ascii="Arial" w:cs="Arial" w:eastAsia="Arial" w:hAnsi="Arial"/>

--- a/data/outputs/v2/Essential_Mathematics/SS2.1_Similarity_and_Enlargement/Essential_Mathematics_Similarity_and_Enlargement_FinalExplanation.docx
+++ b/data/outputs/v2/Essential_Mathematics/SS2.1_Similarity_and_Enlargement/Essential_Mathematics_Similarity_and_Enlargement_FinalExplanation.docx
@@ -95,7 +95,7 @@
                 <w:sz w:val="22"/>
                 <w:szCs w:val="22"/>
               </w:rPr>
-              <w:t xml:space="preserve">FINAL EXPLANATION: ESSENTIAL MATHEMATICS GRADE 10: SIMILARITY AND ENLARGEMENT – FINAL EXPLANATION</w:t>
+              <w:t xml:space="preserve">FINAL EXPLANATION: ESSENTIAL MATHEMATICS GRADE 10: SIMILARITY AND ENLARGEMENT (FINAL EXPLANATION)</w:t>
             </w:r>
           </w:p>
         </w:tc>
@@ -422,7 +422,7 @@
                 <w:sz w:val="18"/>
                 <w:szCs w:val="18"/>
               </w:rPr>
-              <w:t xml:space="preserve">This task asks you to explain 'The Shrinking Uji Cup' and answer our driving question: Why does doubling the size of a container make it hold eight times as much, and how can we use this pattern to design, build and predict the properties of any similar shape or object? Use evidence from all eight lessons: the uji cups, your measurements, your constructions, the tables you completed and your Driving Question Board. Write your answers in the space under each prompt. Use full sentences, show every step of your working with units, and use the correct words: similar, corresponding sides, corresponding angles, centre of enlargement, linear scale factor k, area scale factor and volume scale factor.</w:t>
+              <w:t xml:space="preserve">This is your Final Explanation of the sufuria puzzle from Mama Achieng's stall at Kibuye Market in Kisumu. Use what you measured, drew and calculated in Lessons 1 to 8. Write your answers in the space under each prompt. Use pi = 3.14. Show your working for every calculation and include units (cm, cm2, cm3, KSh). Where a question asks you to explain, give a reason in full sentences and use the words similar, scale factor k, area and volume. Round only at the end and say 'about'.</w:t>
             </w:r>
           </w:p>
         </w:tc>
@@ -481,7 +481,7 @@
                 <w:sz w:val="22"/>
                 <w:szCs w:val="22"/>
               </w:rPr>
-              <w:t xml:space="preserve">Part 1: What makes shapes similar?</w:t>
+              <w:t xml:space="preserve">Part 1: Are the three sufurias similar?</w:t>
             </w:r>
           </w:p>
         </w:tc>
@@ -515,7 +515,83 @@
                 <w:sz w:val="18"/>
                 <w:szCs w:val="18"/>
               </w:rPr>
-              <w:t xml:space="preserve">In Lesson 1 you met three uji cups: a small toddler cup, a standard adult mug and a large catering flask, all made by the same manufacturer. (a) Every dimension of the medium cup is twice the matching dimension of the small cup, and every dimension of the large cup is three times that of the small cup. State the linear scale factor k for small to medium and for small to large. (b) Explain what two properties must be true for two figures to be called similar. (c) Describe how you could check, using a ruler and a protractor, that two Kimbo tins are similar.</w:t>
+              <w:t xml:space="preserve">Mama Achieng sells githeri in a small (S), medium (M) and large (L) sufuria. S has height 12 cm and diameter 16 cm, M has height 18 cm and diameter 24 cm, and L has height 24 cm and diameter 32 cm.</w:t>
+            </w:r>
+          </w:p>
+          <w:p>
+            <w:pPr>
+              <w:spacing w:after="40" w:before="0"/>
+              <w:jc w:val="left"/>
+            </w:pPr>
+            <w:r>
+              <w:rPr>
+                <w:rFonts w:ascii="Arial" w:cs="Arial" w:eastAsia="Arial" w:hAnsi="Arial"/>
+                <w:b/>
+                <w:bCs/>
+                <w:i w:val="false"/>
+                <w:iCs w:val="false"/>
+                <w:color w:val="000000"/>
+                <w:sz w:val="18"/>
+                <w:szCs w:val="18"/>
+              </w:rPr>
+              <w:t xml:space="preserve">(a) Calculate the ratio of the heights and the ratio of the diameters of M to S and of L to S.</w:t>
+            </w:r>
+          </w:p>
+          <w:p>
+            <w:pPr>
+              <w:spacing w:after="40" w:before="0"/>
+              <w:jc w:val="left"/>
+            </w:pPr>
+            <w:r>
+              <w:rPr>
+                <w:rFonts w:ascii="Arial" w:cs="Arial" w:eastAsia="Arial" w:hAnsi="Arial"/>
+                <w:b/>
+                <w:bCs/>
+                <w:i w:val="false"/>
+                <w:iCs w:val="false"/>
+                <w:color w:val="000000"/>
+                <w:sz w:val="18"/>
+                <w:szCs w:val="18"/>
+              </w:rPr>
+              <w:t xml:space="preserve">(b) Use your results to explain whether the three sufurias are similar. In your answer, say what must be true of corresponding angles and corresponding sides.</w:t>
+            </w:r>
+          </w:p>
+          <w:p>
+            <w:pPr>
+              <w:spacing w:after="40" w:before="0"/>
+              <w:jc w:val="left"/>
+            </w:pPr>
+            <w:r>
+              <w:rPr>
+                <w:rFonts w:ascii="Arial" w:cs="Arial" w:eastAsia="Arial" w:hAnsi="Arial"/>
+                <w:b/>
+                <w:bCs/>
+                <w:i w:val="false"/>
+                <w:iCs w:val="false"/>
+                <w:color w:val="000000"/>
+                <w:sz w:val="18"/>
+                <w:szCs w:val="18"/>
+              </w:rPr>
+              <w:t xml:space="preserve">(c) In Lesson 2, rectangle A was 4 cm by 6 cm and rectangle C was 6 cm by 8 cm. Explain why C is not similar to A even though both are rectangles.</w:t>
+            </w:r>
+          </w:p>
+          <w:p>
+            <w:pPr>
+              <w:spacing w:after="40" w:before="0"/>
+              <w:jc w:val="left"/>
+            </w:pPr>
+            <w:r>
+              <w:rPr>
+                <w:rFonts w:ascii="Arial" w:cs="Arial" w:eastAsia="Arial" w:hAnsi="Arial"/>
+                <w:b/>
+                <w:bCs/>
+                <w:i w:val="false"/>
+                <w:iCs w:val="false"/>
+                <w:color w:val="000000"/>
+                <w:sz w:val="18"/>
+                <w:szCs w:val="18"/>
+              </w:rPr>
+              <w:t xml:space="preserve">(d) What is the linear scale factor k from S to L?</w:t>
             </w:r>
           </w:p>
         </w:tc>
@@ -611,7 +687,7 @@
                 <w:sz w:val="22"/>
                 <w:szCs w:val="22"/>
               </w:rPr>
-              <w:t xml:space="preserve">Part 2: Enlargement, the centre and the scale factor</w:t>
+              <w:t xml:space="preserve">Part 2: Enlargement and the scale factor</w:t>
             </w:r>
           </w:p>
         </w:tc>
@@ -645,7 +721,102 @@
                 <w:sz w:val="18"/>
                 <w:szCs w:val="18"/>
               </w:rPr>
-              <w:t xml:space="preserve">(a) When you traced the pentagon ABCDE and its image, how did you find the centre of enlargement O? (b) How do you calculate the linear scale factor k from an object and its image, and what did you find about k when you measured several pairs of corresponding sides? (c) A cartographer at the Survey of Kenya reduces a street map of Kisumu using k = ½. Which properties of the map stay the same as the real layout, and which change? Explain how a scale factor between 0 and 1 differs from one greater than 1.</w:t>
+              <w:t xml:space="preserve">Triangle ABC has AB = 3 cm, BC = 4 cm and AC = 5 cm. It is enlarged from a centre O to give image A'B'C' with A'B' = 6 cm, B'C' = 8 cm and A'C' = 10 cm.</w:t>
+            </w:r>
+          </w:p>
+          <w:p>
+            <w:pPr>
+              <w:spacing w:after="40" w:before="0"/>
+              <w:jc w:val="left"/>
+            </w:pPr>
+            <w:r>
+              <w:rPr>
+                <w:rFonts w:ascii="Arial" w:cs="Arial" w:eastAsia="Arial" w:hAnsi="Arial"/>
+                <w:b/>
+                <w:bCs/>
+                <w:i w:val="false"/>
+                <w:iCs w:val="false"/>
+                <w:color w:val="000000"/>
+                <w:sz w:val="18"/>
+                <w:szCs w:val="18"/>
+              </w:rPr>
+              <w:t xml:space="preserve">(a) How can you find the centre O if you only have the drawing of the object and the image?</w:t>
+            </w:r>
+          </w:p>
+          <w:p>
+            <w:pPr>
+              <w:spacing w:after="40" w:before="0"/>
+              <w:jc w:val="left"/>
+            </w:pPr>
+            <w:r>
+              <w:rPr>
+                <w:rFonts w:ascii="Arial" w:cs="Arial" w:eastAsia="Arial" w:hAnsi="Arial"/>
+                <w:b/>
+                <w:bCs/>
+                <w:i w:val="false"/>
+                <w:iCs w:val="false"/>
+                <w:color w:val="000000"/>
+                <w:sz w:val="18"/>
+                <w:szCs w:val="18"/>
+              </w:rPr>
+              <w:t xml:space="preserve">(b) Calculate the scale factor k from the sides.</w:t>
+            </w:r>
+          </w:p>
+          <w:p>
+            <w:pPr>
+              <w:spacing w:after="40" w:before="0"/>
+              <w:jc w:val="left"/>
+            </w:pPr>
+            <w:r>
+              <w:rPr>
+                <w:rFonts w:ascii="Arial" w:cs="Arial" w:eastAsia="Arial" w:hAnsi="Arial"/>
+                <w:b/>
+                <w:bCs/>
+                <w:i w:val="false"/>
+                <w:iCs w:val="false"/>
+                <w:color w:val="000000"/>
+                <w:sz w:val="18"/>
+                <w:szCs w:val="18"/>
+              </w:rPr>
+              <w:t xml:space="preserve">(c) If OA = 4 cm, what is OA'? Show how you know.</w:t>
+            </w:r>
+          </w:p>
+          <w:p>
+            <w:pPr>
+              <w:spacing w:after="40" w:before="0"/>
+              <w:jc w:val="left"/>
+            </w:pPr>
+            <w:r>
+              <w:rPr>
+                <w:rFonts w:ascii="Arial" w:cs="Arial" w:eastAsia="Arial" w:hAnsi="Arial"/>
+                <w:b/>
+                <w:bCs/>
+                <w:i w:val="false"/>
+                <w:iCs w:val="false"/>
+                <w:color w:val="000000"/>
+                <w:sz w:val="18"/>
+                <w:szCs w:val="18"/>
+              </w:rPr>
+              <w:t xml:space="preserve">(d) Triangle ABC is now enlarged from O with k = 0.5. Give the three side lengths of the image and say whether the image is bigger or smaller than the object and whether it is nearer to or further from O.</w:t>
+            </w:r>
+          </w:p>
+          <w:p>
+            <w:pPr>
+              <w:spacing w:after="40" w:before="0"/>
+              <w:jc w:val="left"/>
+            </w:pPr>
+            <w:r>
+              <w:rPr>
+                <w:rFonts w:ascii="Arial" w:cs="Arial" w:eastAsia="Arial" w:hAnsi="Arial"/>
+                <w:b/>
+                <w:bCs/>
+                <w:i w:val="false"/>
+                <w:iCs w:val="false"/>
+                <w:color w:val="000000"/>
+                <w:sz w:val="18"/>
+                <w:szCs w:val="18"/>
+              </w:rPr>
+              <w:t xml:space="preserve">(e) How is the triangle enlargement linked to the sufuria S and L?</w:t>
             </w:r>
           </w:p>
         </w:tc>
@@ -741,7 +912,7 @@
                 <w:sz w:val="22"/>
                 <w:szCs w:val="22"/>
               </w:rPr>
-              <w:t xml:space="preserve">Part 3: Why area scales by k²</w:t>
+              <w:t xml:space="preserve">Part 3: Why paint costs rise faster than the price</w:t>
             </w:r>
           </w:p>
         </w:tc>
@@ -775,7 +946,83 @@
                 <w:sz w:val="18"/>
                 <w:szCs w:val="18"/>
               </w:rPr>
-              <w:t xml:space="preserve">The label of the small uji cup needs a certain amount of paper. (a) Using your measurements from the area investigation with squares and rectangles (k = 2, 3 and 4), state the rule that links the linear scale factor to the area scale factor. (b) Explain why this rule works, using the length and width of a rectangle. (c) Use the rule to say how many times as much paper the label of the large uji cup (k = 3 from the small cup) needs, and how many times as much for the medium cup (k = 2). (d) A shamba in Kericho is enlarged on a plan with k = 4. The original plot has an area of 50 m². Find the area of the image.</w:t>
+              <w:t xml:space="preserve">The outside area of a sufuria to be painted is the side plus the base, A = 2 pi r h + pi r^2.</w:t>
+            </w:r>
+          </w:p>
+          <w:p>
+            <w:pPr>
+              <w:spacing w:after="40" w:before="0"/>
+              <w:jc w:val="left"/>
+            </w:pPr>
+            <w:r>
+              <w:rPr>
+                <w:rFonts w:ascii="Arial" w:cs="Arial" w:eastAsia="Arial" w:hAnsi="Arial"/>
+                <w:b/>
+                <w:bCs/>
+                <w:i w:val="false"/>
+                <w:iCs w:val="false"/>
+                <w:color w:val="000000"/>
+                <w:sz w:val="18"/>
+                <w:szCs w:val="18"/>
+              </w:rPr>
+              <w:t xml:space="preserve">(a) Calculate the outside area of S (radius 8 cm, height 12 cm) and of L (radius 16 cm, height 24 cm).</w:t>
+            </w:r>
+          </w:p>
+          <w:p>
+            <w:pPr>
+              <w:spacing w:after="40" w:before="0"/>
+              <w:jc w:val="left"/>
+            </w:pPr>
+            <w:r>
+              <w:rPr>
+                <w:rFonts w:ascii="Arial" w:cs="Arial" w:eastAsia="Arial" w:hAnsi="Arial"/>
+                <w:b/>
+                <w:bCs/>
+                <w:i w:val="false"/>
+                <w:iCs w:val="false"/>
+                <w:color w:val="000000"/>
+                <w:sz w:val="18"/>
+                <w:szCs w:val="18"/>
+              </w:rPr>
+              <w:t xml:space="preserve">(b) Divide the area of L by the area of S. How does this number relate to k = 2?</w:t>
+            </w:r>
+          </w:p>
+          <w:p>
+            <w:pPr>
+              <w:spacing w:after="40" w:before="0"/>
+              <w:jc w:val="left"/>
+            </w:pPr>
+            <w:r>
+              <w:rPr>
+                <w:rFonts w:ascii="Arial" w:cs="Arial" w:eastAsia="Arial" w:hAnsi="Arial"/>
+                <w:b/>
+                <w:bCs/>
+                <w:i w:val="false"/>
+                <w:iCs w:val="false"/>
+                <w:color w:val="000000"/>
+                <w:sz w:val="18"/>
+                <w:szCs w:val="18"/>
+              </w:rPr>
+              <w:t xml:space="preserve">(c) In Lesson 5 you enlarged a 3 cm by 2 cm rectangle with k = 3. Use it to explain why the area changes by this factor and not by k.</w:t>
+            </w:r>
+          </w:p>
+          <w:p>
+            <w:pPr>
+              <w:spacing w:after="40" w:before="0"/>
+              <w:jc w:val="left"/>
+            </w:pPr>
+            <w:r>
+              <w:rPr>
+                <w:rFonts w:ascii="Arial" w:cs="Arial" w:eastAsia="Arial" w:hAnsi="Arial"/>
+                <w:b/>
+                <w:bCs/>
+                <w:i w:val="false"/>
+                <w:iCs w:val="false"/>
+                <w:color w:val="000000"/>
+                <w:sz w:val="18"/>
+                <w:szCs w:val="18"/>
+              </w:rPr>
+              <w:t xml:space="preserve">(d) Paint costs about KSh 1 for every 40 cm2. Find the approximate paint cost for S and for L and say how many times more L costs.</w:t>
             </w:r>
           </w:p>
         </w:tc>
@@ -871,7 +1118,7 @@
                 <w:sz w:val="22"/>
                 <w:szCs w:val="22"/>
               </w:rPr>
-              <w:t xml:space="preserve">Part 4: Why volume scales by k³</w:t>
+              <w:t xml:space="preserve">Part 4: Why the large sufuria holds so much more githeri</w:t>
             </w:r>
           </w:p>
         </w:tc>
@@ -905,7 +1152,64 @@
                 <w:sz w:val="18"/>
                 <w:szCs w:val="18"/>
               </w:rPr>
-              <w:t xml:space="preserve">(a) State the rule that links the linear scale factor k to the volume scale factor of similar solids, and explain why it works. (b) Use it to explain why doubling every dimension of a container makes it hold eight times as much. (c) Two similar cylindrical water tanks in the Rift Valley have a linear scale factor of 3. How many times more paint does the larger tank need, and how many times more water does it hold? (d) Mama Wanjiru's small mandazi tin uses 1 000 g of flour for its dough. She buys a similar tin with k = 2. How much flour does she need to fill the large tin to the same level, and why is it not 2 000 g?</w:t>
+              <w:t xml:space="preserve">(a) Calculate the capacity of S and of L using V = pi r^2 h. Divide the capacity of L by that of S.</w:t>
+            </w:r>
+          </w:p>
+          <w:p>
+            <w:pPr>
+              <w:spacing w:after="40" w:before="0"/>
+              <w:jc w:val="left"/>
+            </w:pPr>
+            <w:r>
+              <w:rPr>
+                <w:rFonts w:ascii="Arial" w:cs="Arial" w:eastAsia="Arial" w:hAnsi="Arial"/>
+                <w:b/>
+                <w:bCs/>
+                <w:i w:val="false"/>
+                <w:iCs w:val="false"/>
+                <w:color w:val="000000"/>
+                <w:sz w:val="18"/>
+                <w:szCs w:val="18"/>
+              </w:rPr>
+              <w:t xml:space="preserve">(b) In Lesson 6 you found that cubes of side 5 cm and 10 cm have volumes 125 cm3 and 1000 cm3. Use this to explain why the volume scale factor is k^3.</w:t>
+            </w:r>
+          </w:p>
+          <w:p>
+            <w:pPr>
+              <w:spacing w:after="40" w:before="0"/>
+              <w:jc w:val="left"/>
+            </w:pPr>
+            <w:r>
+              <w:rPr>
+                <w:rFonts w:ascii="Arial" w:cs="Arial" w:eastAsia="Arial" w:hAnsi="Arial"/>
+                <w:b/>
+                <w:bCs/>
+                <w:i w:val="false"/>
+                <w:iCs w:val="false"/>
+                <w:color w:val="000000"/>
+                <w:sz w:val="18"/>
+                <w:szCs w:val="18"/>
+              </w:rPr>
+              <w:t xml:space="preserve">(c) One serving of githeri is 400 cm3. Find about how many servings S and L hold when filled to the brim.</w:t>
+            </w:r>
+          </w:p>
+          <w:p>
+            <w:pPr>
+              <w:spacing w:after="40" w:before="0"/>
+              <w:jc w:val="left"/>
+            </w:pPr>
+            <w:r>
+              <w:rPr>
+                <w:rFonts w:ascii="Arial" w:cs="Arial" w:eastAsia="Arial" w:hAnsi="Arial"/>
+                <w:b/>
+                <w:bCs/>
+                <w:i w:val="false"/>
+                <w:iCs w:val="false"/>
+                <w:color w:val="000000"/>
+                <w:sz w:val="18"/>
+                <w:szCs w:val="18"/>
+              </w:rPr>
+              <w:t xml:space="preserve">(d) The price of S is KSh 60 and the price of L is KSh 120. Find the price per serving for each. Who gets the better deal, and why?</w:t>
             </w:r>
           </w:p>
         </w:tc>
@@ -1001,7 +1305,7 @@
                 <w:sz w:val="22"/>
                 <w:szCs w:val="22"/>
               </w:rPr>
-              <w:t xml:space="preserve">Part 5: Answer the driving question</w:t>
+              <w:t xml:space="preserve">Part 5: Final Explanation and prediction</w:t>
             </w:r>
           </w:p>
         </w:tc>
@@ -1035,7 +1339,121 @@
                 <w:sz w:val="18"/>
                 <w:szCs w:val="18"/>
               </w:rPr>
-              <w:t xml:space="preserve">Write a complete, connected answer to the driving question: Why does doubling the size of a container make it hold eight times as much, and how can we use this pattern to design, build and predict the properties of any similar shape or object? In your answer: (1) refer to the uji cups and their scale factors; (2) explain the roles of k, k² and k³ and what each one measures; (3) give ONE real-life example from Kenya of how similarity and enlargement are used, showing which scale factor you would use and why; and (4) say why the original prediction of 'twice as big means twice as much' was wrong.</w:t>
+              <w:t xml:space="preserve">Write your Final Explanation that answers the driving question: Why does a sufuria that is twice as tall and twice as wide hold far more than twice the githeri, and how can we predict how length, area and volume change when we enlarge an object?</w:t>
+            </w:r>
+          </w:p>
+          <w:p>
+            <w:pPr>
+              <w:spacing w:after="40" w:before="0"/>
+              <w:jc w:val="left"/>
+            </w:pPr>
+            <w:r>
+              <w:rPr>
+                <w:rFonts w:ascii="Arial" w:cs="Arial" w:eastAsia="Arial" w:hAnsi="Arial"/>
+                <w:b/>
+                <w:bCs/>
+                <w:i w:val="false"/>
+                <w:iCs w:val="false"/>
+                <w:color w:val="000000"/>
+                <w:sz w:val="18"/>
+                <w:szCs w:val="18"/>
+              </w:rPr>
+              <w:t xml:space="preserve">In your answer:</w:t>
+            </w:r>
+          </w:p>
+          <w:p>
+            <w:pPr>
+              <w:spacing w:after="40" w:before="0"/>
+              <w:jc w:val="left"/>
+            </w:pPr>
+            <w:r>
+              <w:rPr>
+                <w:rFonts w:ascii="Arial" w:cs="Arial" w:eastAsia="Arial" w:hAnsi="Arial"/>
+                <w:b/>
+                <w:bCs/>
+                <w:i w:val="false"/>
+                <w:iCs w:val="false"/>
+                <w:color w:val="000000"/>
+                <w:sz w:val="18"/>
+                <w:szCs w:val="18"/>
+              </w:rPr>
+              <w:t xml:space="preserve">(a) State the scale factor and say what happens to length, area and volume.</w:t>
+            </w:r>
+          </w:p>
+          <w:p>
+            <w:pPr>
+              <w:spacing w:after="40" w:before="0"/>
+              <w:jc w:val="left"/>
+            </w:pPr>
+            <w:r>
+              <w:rPr>
+                <w:rFonts w:ascii="Arial" w:cs="Arial" w:eastAsia="Arial" w:hAnsi="Arial"/>
+                <w:b/>
+                <w:bCs/>
+                <w:i w:val="false"/>
+                <w:iCs w:val="false"/>
+                <w:color w:val="000000"/>
+                <w:sz w:val="18"/>
+                <w:szCs w:val="18"/>
+              </w:rPr>
+              <w:t xml:space="preserve">(b) Explain why each quantity changes as it does by saying how many lengths it depends on.</w:t>
+            </w:r>
+          </w:p>
+          <w:p>
+            <w:pPr>
+              <w:spacing w:after="40" w:before="0"/>
+              <w:jc w:val="left"/>
+            </w:pPr>
+            <w:r>
+              <w:rPr>
+                <w:rFonts w:ascii="Arial" w:cs="Arial" w:eastAsia="Arial" w:hAnsi="Arial"/>
+                <w:b/>
+                <w:bCs/>
+                <w:i w:val="false"/>
+                <w:iCs w:val="false"/>
+                <w:color w:val="000000"/>
+                <w:sz w:val="18"/>
+                <w:szCs w:val="18"/>
+              </w:rPr>
+              <w:t xml:space="preserve">(c) Link your explanation to the capacity, the paint cost and the price of Mama Achieng's sufurias.</w:t>
+            </w:r>
+          </w:p>
+          <w:p>
+            <w:pPr>
+              <w:spacing w:after="40" w:before="0"/>
+              <w:jc w:val="left"/>
+            </w:pPr>
+            <w:r>
+              <w:rPr>
+                <w:rFonts w:ascii="Arial" w:cs="Arial" w:eastAsia="Arial" w:hAnsi="Arial"/>
+                <w:b/>
+                <w:bCs/>
+                <w:i w:val="false"/>
+                <w:iCs w:val="false"/>
+                <w:color w:val="000000"/>
+                <w:sz w:val="18"/>
+                <w:szCs w:val="18"/>
+              </w:rPr>
+              <w:t xml:space="preserve">(d) A cylinder tin has radius 4 cm and height 10 cm (volume 502.4 cm3). A larger similar tin has k = 1.5. Predict the volume of the larger tin using a scale factor, then check it with V = pi r^2 h.</w:t>
+            </w:r>
+          </w:p>
+          <w:p>
+            <w:pPr>
+              <w:spacing w:after="40" w:before="0"/>
+              <w:jc w:val="left"/>
+            </w:pPr>
+            <w:r>
+              <w:rPr>
+                <w:rFonts w:ascii="Arial" w:cs="Arial" w:eastAsia="Arial" w:hAnsi="Arial"/>
+                <w:b/>
+                <w:bCs/>
+                <w:i w:val="false"/>
+                <w:iCs w:val="false"/>
+                <w:color w:val="000000"/>
+                <w:sz w:val="18"/>
+                <w:szCs w:val="18"/>
+              </w:rPr>
+              <w:t xml:space="preserve">(e) A photo 10 cm by 15 cm is enlarged to a poster with k = 3. By what factor does the area change, and what is the poster area? A different enlargement makes the area 9 times bigger; what is k?</w:t>
             </w:r>
           </w:p>
         </w:tc>
@@ -1299,7 +1717,7 @@
                 <w:sz w:val="18"/>
                 <w:szCs w:val="18"/>
               </w:rPr>
-              <w:t xml:space="preserve">Accuracy of similarity and scale factor ideas</w:t>
+              <w:t xml:space="preserve">Testing and describing similarity</w:t>
             </w:r>
           </w:p>
         </w:tc>
@@ -1331,7 +1749,7 @@
                 <w:sz w:val="18"/>
                 <w:szCs w:val="18"/>
               </w:rPr>
-              <w:t xml:space="preserve">States both conditions for similarity (equal corresponding angles, constant ratio of corresponding sides) and calculates and interprets k correctly for enlargements and reductions, including the role of the centre of enlargement.</w:t>
+              <w:t xml:space="preserve">Calculates all ratios correctly, states that corresponding angles are equal and all sides are in a constant ratio, and explains clearly why rectangle C is not similar to A.</w:t>
             </w:r>
           </w:p>
         </w:tc>
@@ -1363,7 +1781,7 @@
                 <w:sz w:val="18"/>
                 <w:szCs w:val="18"/>
               </w:rPr>
-              <w:t xml:space="preserve">States the similarity conditions and calculates k correctly, with minor gaps in explaining the centre of enlargement or reductions.</w:t>
+              <w:t xml:space="preserve">Calculates most ratios correctly and states the constant-ratio idea, with a small gap in explaining why C is not similar.</w:t>
             </w:r>
           </w:p>
         </w:tc>
@@ -1395,7 +1813,7 @@
                 <w:sz w:val="18"/>
                 <w:szCs w:val="18"/>
               </w:rPr>
-              <w:t xml:space="preserve">Confuses similar with equal or same size, or cannot find or interpret k.</w:t>
+              <w:t xml:space="preserve">Relies on shape looking the same or on equal angles only, and does not use a constant ratio of sides.</w:t>
             </w:r>
           </w:p>
         </w:tc>
@@ -1429,7 +1847,7 @@
                 <w:sz w:val="18"/>
                 <w:szCs w:val="18"/>
               </w:rPr>
-              <w:t xml:space="preserve">Use of k, k² and k³</w:t>
+              <w:t xml:space="preserve">Scale factor and enlargement</w:t>
             </w:r>
           </w:p>
         </w:tc>
@@ -1461,7 +1879,7 @@
                 <w:sz w:val="18"/>
                 <w:szCs w:val="18"/>
               </w:rPr>
-              <w:t xml:space="preserve">Correctly applies k for lengths, k² for areas and k³ for volumes in every question, and explains why each power occurs by counting the dimensions involved.</w:t>
+              <w:t xml:space="preserve">Finds k from lengths and from OA'/OA, finds the centre O by joining corresponding points, and handles both k = 2 and k = 0.5 correctly.</w:t>
             </w:r>
           </w:p>
         </w:tc>
@@ -1493,7 +1911,7 @@
                 <w:sz w:val="18"/>
                 <w:szCs w:val="18"/>
               </w:rPr>
-              <w:t xml:space="preserve">Applies the correct rule in most questions and gives a partial explanation of why.</w:t>
+              <w:t xml:space="preserve">Finds k correctly and applies it to lengths, with minor errors in describing the centre or the reduction.</w:t>
             </w:r>
           </w:p>
         </w:tc>
@@ -1525,7 +1943,7 @@
                 <w:sz w:val="18"/>
                 <w:szCs w:val="18"/>
               </w:rPr>
-              <w:t xml:space="preserve">Uses k for area or volume, or applies the rules without explanation.</w:t>
+              <w:t xml:space="preserve">Confuses k with the difference between lengths or cannot find the image lengths from k.</w:t>
             </w:r>
           </w:p>
         </w:tc>
@@ -1559,7 +1977,7 @@
                 <w:sz w:val="18"/>
                 <w:szCs w:val="18"/>
               </w:rPr>
-              <w:t xml:space="preserve">Calculations and communication</w:t>
+              <w:t xml:space="preserve">Calculating area and volume</w:t>
             </w:r>
           </w:p>
         </w:tc>
@@ -1591,7 +2009,7 @@
                 <w:sz w:val="18"/>
                 <w:szCs w:val="18"/>
               </w:rPr>
-              <w:t xml:space="preserve">Shows every step with correct arithmetic and units (for example 800 m², 8 000 g) and uses correct mathematical vocabulary throughout.</w:t>
+              <w:t xml:space="preserve">Uses A = 2 pi r h + pi r^2 and V = pi r^2 h with pi = 3.14 accurately, gets all ratios (4 and 8), and finds servings and costs correctly with units.</w:t>
             </w:r>
           </w:p>
         </w:tc>
@@ -1623,7 +2041,7 @@
                 <w:sz w:val="18"/>
                 <w:szCs w:val="18"/>
               </w:rPr>
-              <w:t xml:space="preserve">Mostly correct arithmetic and units with some steps or terms missing.</w:t>
+              <w:t xml:space="preserve">Uses the formulas correctly with one or two arithmetic or unit slips.</w:t>
             </w:r>
           </w:p>
         </w:tc>
@@ -1655,7 +2073,7 @@
                 <w:sz w:val="18"/>
                 <w:szCs w:val="18"/>
               </w:rPr>
-              <w:t xml:space="preserve">Answers have errors or no working, or units are missing.</w:t>
+              <w:t xml:space="preserve">Uses the wrong formulas or cannot connect the calculated figures to the ratios.</w:t>
             </w:r>
           </w:p>
         </w:tc>
@@ -1689,7 +2107,7 @@
                 <w:sz w:val="18"/>
                 <w:szCs w:val="18"/>
               </w:rPr>
-              <w:t xml:space="preserve">Connecting evidence to the phenomenon and real life</w:t>
+              <w:t xml:space="preserve">Explaining k, k^2 and k^3</w:t>
             </w:r>
           </w:p>
         </w:tc>
@@ -1721,7 +2139,7 @@
                 <w:sz w:val="18"/>
                 <w:szCs w:val="18"/>
               </w:rPr>
-              <w:t xml:space="preserve">Links the uji cups, the tank and mandazi examples to the rules, explains why the first prediction failed, and gives a clear Kenyan application with the correct scale factor.</w:t>
+              <w:t xml:space="preserve">Explains that quantities depend on one, two or three lengths, so they multiply by k, k^2 or k^3, and uses the cube, rectangle and cylinder evidence. Works backwards from an area factor to k.</w:t>
             </w:r>
           </w:p>
         </w:tc>
@@ -1753,7 +2171,7 @@
                 <w:sz w:val="18"/>
                 <w:szCs w:val="18"/>
               </w:rPr>
-              <w:t xml:space="preserve">Refers to the uji cups and one application but the link to the rules or to the failed prediction is incomplete.</w:t>
+              <w:t xml:space="preserve">States k^2 and k^3 correctly with some evidence but a limited explanation of why.</w:t>
             </w:r>
           </w:p>
         </w:tc>
@@ -1785,7 +2203,137 @@
                 <w:sz w:val="18"/>
                 <w:szCs w:val="18"/>
               </w:rPr>
-              <w:t xml:space="preserve">Gives a general answer with little evidence from the lessons or no real-life application.</w:t>
+              <w:t xml:space="preserve">Says area and volume simply double when lengths double.</w:t>
+            </w:r>
+          </w:p>
+        </w:tc>
+      </w:tr>
+      <w:tr>
+        <w:tc>
+          <w:tcPr>
+            <w:tcW w:type="dxa" w:w="3000"/>
+            <w:shd w:fill="D5E8F0" w:color="auto" w:val="clear"/>
+            <w:tcMar>
+              <w:top w:type="dxa" w:w="60"/>
+              <w:left w:type="dxa" w:w="120"/>
+              <w:bottom w:type="dxa" w:w="60"/>
+              <w:right w:type="dxa" w:w="120"/>
+            </w:tcMar>
+            <w:vAlign w:val="top"/>
+          </w:tcPr>
+          <w:p>
+            <w:pPr>
+              <w:spacing w:after="40" w:before="0"/>
+              <w:jc w:val="left"/>
+            </w:pPr>
+            <w:r>
+              <w:rPr>
+                <w:rFonts w:ascii="Arial" w:cs="Arial" w:eastAsia="Arial" w:hAnsi="Arial"/>
+                <w:b w:val="false"/>
+                <w:bCs w:val="false"/>
+                <w:i w:val="false"/>
+                <w:iCs w:val="false"/>
+                <w:color w:val="000000"/>
+                <w:sz w:val="18"/>
+                <w:szCs w:val="18"/>
+              </w:rPr>
+              <w:t xml:space="preserve">Final Explanation of the phenomenon</w:t>
+            </w:r>
+          </w:p>
+        </w:tc>
+        <w:tc>
+          <w:tcPr>
+            <w:tcW w:type="dxa" w:w="3560"/>
+            <w:shd w:fill="FFFFFF" w:color="auto" w:val="clear"/>
+            <w:tcMar>
+              <w:top w:type="dxa" w:w="60"/>
+              <w:left w:type="dxa" w:w="120"/>
+              <w:bottom w:type="dxa" w:w="60"/>
+              <w:right w:type="dxa" w:w="120"/>
+            </w:tcMar>
+            <w:vAlign w:val="top"/>
+          </w:tcPr>
+          <w:p>
+            <w:pPr>
+              <w:spacing w:after="40" w:before="0"/>
+              <w:jc w:val="left"/>
+            </w:pPr>
+            <w:r>
+              <w:rPr>
+                <w:rFonts w:ascii="Arial" w:cs="Arial" w:eastAsia="Arial" w:hAnsi="Arial"/>
+                <w:b w:val="false"/>
+                <w:bCs w:val="false"/>
+                <w:i w:val="false"/>
+                <w:iCs w:val="false"/>
+                <w:color w:val="000000"/>
+                <w:sz w:val="18"/>
+                <w:szCs w:val="18"/>
+              </w:rPr>
+              <w:t xml:space="preserve">Links capacity (8 times, about 48 servings against 6), paint (4 times, about KSh 80 against KSh 20) and price (KSh 120 = 2 x 60) to the scale factor, and explains the bargain per serving.</w:t>
+            </w:r>
+          </w:p>
+        </w:tc>
+        <w:tc>
+          <w:tcPr>
+            <w:tcW w:type="dxa" w:w="3560"/>
+            <w:shd w:fill="F2F2F2" w:color="auto" w:val="clear"/>
+            <w:tcMar>
+              <w:top w:type="dxa" w:w="60"/>
+              <w:left w:type="dxa" w:w="120"/>
+              <w:bottom w:type="dxa" w:w="60"/>
+              <w:right w:type="dxa" w:w="120"/>
+            </w:tcMar>
+            <w:vAlign w:val="top"/>
+          </w:tcPr>
+          <w:p>
+            <w:pPr>
+              <w:spacing w:after="40" w:before="0"/>
+              <w:jc w:val="left"/>
+            </w:pPr>
+            <w:r>
+              <w:rPr>
+                <w:rFonts w:ascii="Arial" w:cs="Arial" w:eastAsia="Arial" w:hAnsi="Arial"/>
+                <w:b w:val="false"/>
+                <w:bCs w:val="false"/>
+                <w:i w:val="false"/>
+                <w:iCs w:val="false"/>
+                <w:color w:val="000000"/>
+                <w:sz w:val="18"/>
+                <w:szCs w:val="18"/>
+              </w:rPr>
+              <w:t xml:space="preserve">Explains capacity and paint with the correct factors but only partly explains the price or the bargain.</w:t>
+            </w:r>
+          </w:p>
+        </w:tc>
+        <w:tc>
+          <w:tcPr>
+            <w:tcW w:type="dxa" w:w="3560"/>
+            <w:shd w:fill="FFFFFF" w:color="auto" w:val="clear"/>
+            <w:tcMar>
+              <w:top w:type="dxa" w:w="60"/>
+              <w:left w:type="dxa" w:w="120"/>
+              <w:bottom w:type="dxa" w:w="60"/>
+              <w:right w:type="dxa" w:w="120"/>
+            </w:tcMar>
+            <w:vAlign w:val="top"/>
+          </w:tcPr>
+          <w:p>
+            <w:pPr>
+              <w:spacing w:after="40" w:before="0"/>
+              <w:jc w:val="left"/>
+            </w:pPr>
+            <w:r>
+              <w:rPr>
+                <w:rFonts w:ascii="Arial" w:cs="Arial" w:eastAsia="Arial" w:hAnsi="Arial"/>
+                <w:b w:val="false"/>
+                <w:bCs w:val="false"/>
+                <w:i w:val="false"/>
+                <w:iCs w:val="false"/>
+                <w:color w:val="000000"/>
+                <w:sz w:val="18"/>
+                <w:szCs w:val="18"/>
+              </w:rPr>
+              <w:t xml:space="preserve">Gives a general answer without the factors or without using Mama Achieng's data.</w:t>
             </w:r>
           </w:p>
         </w:tc>
@@ -1909,7 +2457,7 @@
         </w:rPr>
         <w:t xml:space="preserve">© 2026 SeaVuria and ARES. This work is licensed under a </w:t>
       </w:r>
-      <w:hyperlink w:history="1" r:id="rIdd4--w98savbqqvvh6gmaw">
+      <w:hyperlink w:history="1" r:id="rIdlgweqtyop7zur-kxiknih">
         <w:r>
           <w:rPr>
             <w:rFonts w:ascii="Arial" w:cs="Arial" w:eastAsia="Arial" w:hAnsi="Arial"/>
@@ -1929,7 +2477,7 @@
         </w:rPr>
         <w:t xml:space="preserve"> (</w:t>
       </w:r>
-      <w:hyperlink w:history="1" r:id="rId91klhh1m3bs_uqhmqikk8">
+      <w:hyperlink w:history="1" r:id="rId7_rfkpsuxcu53mefd7wlb">
         <w:r>
           <w:rPr>
             <w:rFonts w:ascii="Arial" w:cs="Arial" w:eastAsia="Arial" w:hAnsi="Arial"/>
@@ -1949,7 +2497,7 @@
         </w:rPr>
         <w:t xml:space="preserve">). To view a copy of this license, visit </w:t>
       </w:r>
-      <w:hyperlink w:history="1" r:id="rIdc5o3yjdzmjnugqd3elgwc">
+      <w:hyperlink w:history="1" r:id="rId-wjc8jzesnqak3j17ufvu">
         <w:r>
           <w:rPr>
             <w:rFonts w:ascii="Arial" w:cs="Arial" w:eastAsia="Arial" w:hAnsi="Arial"/>

--- a/data/outputs/v2/Essential_Mathematics/SS2.1_Similarity_and_Enlargement/Essential_Mathematics_Similarity_and_Enlargement_FinalExplanation.docx
+++ b/data/outputs/v2/Essential_Mathematics/SS2.1_Similarity_and_Enlargement/Essential_Mathematics_Similarity_and_Enlargement_FinalExplanation.docx
@@ -2457,7 +2457,7 @@
         </w:rPr>
         <w:t xml:space="preserve">© 2026 SeaVuria and ARES. This work is licensed under a </w:t>
       </w:r>
-      <w:hyperlink w:history="1" r:id="rIdlgweqtyop7zur-kxiknih">
+      <w:hyperlink w:history="1" r:id="rIdazrfkjpuv8dtb-k_tswct">
         <w:r>
           <w:rPr>
             <w:rFonts w:ascii="Arial" w:cs="Arial" w:eastAsia="Arial" w:hAnsi="Arial"/>
@@ -2477,7 +2477,7 @@
         </w:rPr>
         <w:t xml:space="preserve"> (</w:t>
       </w:r>
-      <w:hyperlink w:history="1" r:id="rId7_rfkpsuxcu53mefd7wlb">
+      <w:hyperlink w:history="1" r:id="rIdqo0oq1jgg9uuygdh0splm">
         <w:r>
           <w:rPr>
             <w:rFonts w:ascii="Arial" w:cs="Arial" w:eastAsia="Arial" w:hAnsi="Arial"/>
@@ -2497,7 +2497,7 @@
         </w:rPr>
         <w:t xml:space="preserve">). To view a copy of this license, visit </w:t>
       </w:r>
-      <w:hyperlink w:history="1" r:id="rId-wjc8jzesnqak3j17ufvu">
+      <w:hyperlink w:history="1" r:id="rIddalndzspwfaepo6uslzuh">
         <w:r>
           <w:rPr>
             <w:rFonts w:ascii="Arial" w:cs="Arial" w:eastAsia="Arial" w:hAnsi="Arial"/>

--- a/data/outputs/v2/Essential_Mathematics/SS2.1_Similarity_and_Enlargement/Essential_Mathematics_Similarity_and_Enlargement_FinalExplanation.docx
+++ b/data/outputs/v2/Essential_Mathematics/SS2.1_Similarity_and_Enlargement/Essential_Mathematics_Similarity_and_Enlargement_FinalExplanation.docx
@@ -4,6 +4,7 @@
   <w:body>
     <w:p>
       <w:pPr>
+        <w:keepNext w:val="false"/>
         <w:spacing w:after="30" w:before="0"/>
         <w:jc w:val="center"/>
       </w:pPr>
@@ -23,6 +24,7 @@
     </w:p>
     <w:p>
       <w:pPr>
+        <w:keepNext w:val="false"/>
         <w:spacing w:after="60" w:before="0"/>
         <w:jc w:val="center"/>
       </w:pPr>
@@ -81,6 +83,7 @@
           </w:tcPr>
           <w:p>
             <w:pPr>
+              <w:keepNext w:val="false"/>
               <w:spacing w:after="40" w:before="0"/>
               <w:jc w:val="center"/>
             </w:pPr>
@@ -116,6 +119,7 @@
           </w:tcPr>
           <w:p>
             <w:pPr>
+              <w:keepNext w:val="false"/>
               <w:spacing w:after="40" w:before="0"/>
               <w:jc w:val="center"/>
             </w:pPr>
@@ -150,6 +154,7 @@
           </w:tcPr>
           <w:p>
             <w:pPr>
+              <w:keepNext w:val="false"/>
               <w:spacing w:after="40" w:before="0"/>
               <w:jc w:val="left"/>
             </w:pPr>
@@ -182,6 +187,7 @@
           </w:tcPr>
           <w:p>
             <w:pPr>
+              <w:keepNext w:val="false"/>
               <w:spacing w:after="40" w:before="0"/>
               <w:jc w:val="left"/>
             </w:pPr>
@@ -216,6 +222,7 @@
           </w:tcPr>
           <w:p>
             <w:pPr>
+              <w:keepNext w:val="false"/>
               <w:spacing w:after="40" w:before="0"/>
               <w:jc w:val="left"/>
             </w:pPr>
@@ -248,6 +255,7 @@
           </w:tcPr>
           <w:p>
             <w:pPr>
+              <w:keepNext w:val="false"/>
               <w:spacing w:after="40" w:before="0"/>
               <w:jc w:val="left"/>
             </w:pPr>
@@ -282,6 +290,7 @@
           </w:tcPr>
           <w:p>
             <w:pPr>
+              <w:keepNext w:val="false"/>
               <w:spacing w:after="40" w:before="0"/>
               <w:jc w:val="left"/>
             </w:pPr>
@@ -314,6 +323,7 @@
           </w:tcPr>
           <w:p>
             <w:pPr>
+              <w:keepNext w:val="false"/>
               <w:spacing w:after="40" w:before="0"/>
               <w:jc w:val="left"/>
             </w:pPr>
@@ -374,6 +384,7 @@
           </w:tcPr>
           <w:p>
             <w:pPr>
+              <w:keepNext w:val="false"/>
               <w:spacing w:after="40" w:before="0"/>
               <w:jc w:val="center"/>
             </w:pPr>
@@ -408,6 +419,7 @@
           </w:tcPr>
           <w:p>
             <w:pPr>
+              <w:keepNext w:val="false"/>
               <w:spacing w:after="40" w:before="0"/>
               <w:jc w:val="left"/>
             </w:pPr>
@@ -467,6 +479,7 @@
           </w:tcPr>
           <w:p>
             <w:pPr>
+              <w:keepNext/>
               <w:spacing w:after="40" w:before="0"/>
               <w:jc w:val="center"/>
             </w:pPr>
@@ -501,6 +514,7 @@
           </w:tcPr>
           <w:p>
             <w:pPr>
+              <w:keepNext/>
               <w:spacing w:after="40" w:before="0"/>
               <w:jc w:val="left"/>
             </w:pPr>
@@ -520,6 +534,7 @@
           </w:p>
           <w:p>
             <w:pPr>
+              <w:keepNext/>
               <w:spacing w:after="40" w:before="0"/>
               <w:jc w:val="left"/>
             </w:pPr>
@@ -539,6 +554,7 @@
           </w:p>
           <w:p>
             <w:pPr>
+              <w:keepNext/>
               <w:spacing w:after="40" w:before="0"/>
               <w:jc w:val="left"/>
             </w:pPr>
@@ -558,6 +574,7 @@
           </w:p>
           <w:p>
             <w:pPr>
+              <w:keepNext/>
               <w:spacing w:after="40" w:before="0"/>
               <w:jc w:val="left"/>
             </w:pPr>
@@ -577,6 +594,7 @@
           </w:p>
           <w:p>
             <w:pPr>
+              <w:keepNext/>
               <w:spacing w:after="40" w:before="0"/>
               <w:jc w:val="left"/>
             </w:pPr>
@@ -614,6 +632,7 @@
           </w:tcPr>
           <w:p>
             <w:pPr>
+              <w:keepNext w:val="false"/>
               <w:spacing w:after="40" w:before="0"/>
               <w:jc w:val="left"/>
             </w:pPr>
@@ -673,6 +692,7 @@
           </w:tcPr>
           <w:p>
             <w:pPr>
+              <w:keepNext/>
               <w:spacing w:after="40" w:before="0"/>
               <w:jc w:val="center"/>
             </w:pPr>
@@ -707,6 +727,7 @@
           </w:tcPr>
           <w:p>
             <w:pPr>
+              <w:keepNext/>
               <w:spacing w:after="40" w:before="0"/>
               <w:jc w:val="left"/>
             </w:pPr>
@@ -726,6 +747,7 @@
           </w:p>
           <w:p>
             <w:pPr>
+              <w:keepNext/>
               <w:spacing w:after="40" w:before="0"/>
               <w:jc w:val="left"/>
             </w:pPr>
@@ -745,6 +767,7 @@
           </w:p>
           <w:p>
             <w:pPr>
+              <w:keepNext/>
               <w:spacing w:after="40" w:before="0"/>
               <w:jc w:val="left"/>
             </w:pPr>
@@ -764,6 +787,7 @@
           </w:p>
           <w:p>
             <w:pPr>
+              <w:keepNext/>
               <w:spacing w:after="40" w:before="0"/>
               <w:jc w:val="left"/>
             </w:pPr>
@@ -783,6 +807,7 @@
           </w:p>
           <w:p>
             <w:pPr>
+              <w:keepNext/>
               <w:spacing w:after="40" w:before="0"/>
               <w:jc w:val="left"/>
             </w:pPr>
@@ -802,6 +827,7 @@
           </w:p>
           <w:p>
             <w:pPr>
+              <w:keepNext/>
               <w:spacing w:after="40" w:before="0"/>
               <w:jc w:val="left"/>
             </w:pPr>
@@ -839,6 +865,7 @@
           </w:tcPr>
           <w:p>
             <w:pPr>
+              <w:keepNext w:val="false"/>
               <w:spacing w:after="40" w:before="0"/>
               <w:jc w:val="left"/>
             </w:pPr>
@@ -898,6 +925,7 @@
           </w:tcPr>
           <w:p>
             <w:pPr>
+              <w:keepNext/>
               <w:spacing w:after="40" w:before="0"/>
               <w:jc w:val="center"/>
             </w:pPr>
@@ -932,6 +960,7 @@
           </w:tcPr>
           <w:p>
             <w:pPr>
+              <w:keepNext/>
               <w:spacing w:after="40" w:before="0"/>
               <w:jc w:val="left"/>
             </w:pPr>
@@ -951,6 +980,7 @@
           </w:p>
           <w:p>
             <w:pPr>
+              <w:keepNext/>
               <w:spacing w:after="40" w:before="0"/>
               <w:jc w:val="left"/>
             </w:pPr>
@@ -970,6 +1000,7 @@
           </w:p>
           <w:p>
             <w:pPr>
+              <w:keepNext/>
               <w:spacing w:after="40" w:before="0"/>
               <w:jc w:val="left"/>
             </w:pPr>
@@ -989,6 +1020,7 @@
           </w:p>
           <w:p>
             <w:pPr>
+              <w:keepNext/>
               <w:spacing w:after="40" w:before="0"/>
               <w:jc w:val="left"/>
             </w:pPr>
@@ -1008,6 +1040,7 @@
           </w:p>
           <w:p>
             <w:pPr>
+              <w:keepNext/>
               <w:spacing w:after="40" w:before="0"/>
               <w:jc w:val="left"/>
             </w:pPr>
@@ -1045,6 +1078,7 @@
           </w:tcPr>
           <w:p>
             <w:pPr>
+              <w:keepNext w:val="false"/>
               <w:spacing w:after="40" w:before="0"/>
               <w:jc w:val="left"/>
             </w:pPr>
@@ -1104,6 +1138,7 @@
           </w:tcPr>
           <w:p>
             <w:pPr>
+              <w:keepNext/>
               <w:spacing w:after="40" w:before="0"/>
               <w:jc w:val="center"/>
             </w:pPr>
@@ -1138,6 +1173,7 @@
           </w:tcPr>
           <w:p>
             <w:pPr>
+              <w:keepNext/>
               <w:spacing w:after="40" w:before="0"/>
               <w:jc w:val="left"/>
             </w:pPr>
@@ -1157,6 +1193,7 @@
           </w:p>
           <w:p>
             <w:pPr>
+              <w:keepNext/>
               <w:spacing w:after="40" w:before="0"/>
               <w:jc w:val="left"/>
             </w:pPr>
@@ -1176,6 +1213,7 @@
           </w:p>
           <w:p>
             <w:pPr>
+              <w:keepNext/>
               <w:spacing w:after="40" w:before="0"/>
               <w:jc w:val="left"/>
             </w:pPr>
@@ -1195,6 +1233,7 @@
           </w:p>
           <w:p>
             <w:pPr>
+              <w:keepNext/>
               <w:spacing w:after="40" w:before="0"/>
               <w:jc w:val="left"/>
             </w:pPr>
@@ -1232,6 +1271,7 @@
           </w:tcPr>
           <w:p>
             <w:pPr>
+              <w:keepNext w:val="false"/>
               <w:spacing w:after="40" w:before="0"/>
               <w:jc w:val="left"/>
             </w:pPr>
@@ -1291,6 +1331,7 @@
           </w:tcPr>
           <w:p>
             <w:pPr>
+              <w:keepNext/>
               <w:spacing w:after="40" w:before="0"/>
               <w:jc w:val="center"/>
             </w:pPr>
@@ -1325,6 +1366,7 @@
           </w:tcPr>
           <w:p>
             <w:pPr>
+              <w:keepNext/>
               <w:spacing w:after="40" w:before="0"/>
               <w:jc w:val="left"/>
             </w:pPr>
@@ -1344,6 +1386,7 @@
           </w:p>
           <w:p>
             <w:pPr>
+              <w:keepNext/>
               <w:spacing w:after="40" w:before="0"/>
               <w:jc w:val="left"/>
             </w:pPr>
@@ -1363,6 +1406,7 @@
           </w:p>
           <w:p>
             <w:pPr>
+              <w:keepNext/>
               <w:spacing w:after="40" w:before="0"/>
               <w:jc w:val="left"/>
             </w:pPr>
@@ -1382,6 +1426,7 @@
           </w:p>
           <w:p>
             <w:pPr>
+              <w:keepNext/>
               <w:spacing w:after="40" w:before="0"/>
               <w:jc w:val="left"/>
             </w:pPr>
@@ -1401,6 +1446,7 @@
           </w:p>
           <w:p>
             <w:pPr>
+              <w:keepNext/>
               <w:spacing w:after="40" w:before="0"/>
               <w:jc w:val="left"/>
             </w:pPr>
@@ -1420,6 +1466,7 @@
           </w:p>
           <w:p>
             <w:pPr>
+              <w:keepNext/>
               <w:spacing w:after="40" w:before="0"/>
               <w:jc w:val="left"/>
             </w:pPr>
@@ -1439,6 +1486,7 @@
           </w:p>
           <w:p>
             <w:pPr>
+              <w:keepNext/>
               <w:spacing w:after="40" w:before="0"/>
               <w:jc w:val="left"/>
             </w:pPr>
@@ -1476,6 +1524,7 @@
           </w:tcPr>
           <w:p>
             <w:pPr>
+              <w:keepNext w:val="false"/>
               <w:spacing w:after="40" w:before="0"/>
               <w:jc w:val="left"/>
             </w:pPr>
@@ -1539,6 +1588,7 @@
           </w:tcPr>
           <w:p>
             <w:pPr>
+              <w:keepNext w:val="false"/>
               <w:spacing w:after="40" w:before="0"/>
               <w:jc w:val="center"/>
             </w:pPr>
@@ -1573,6 +1623,7 @@
           </w:tcPr>
           <w:p>
             <w:pPr>
+              <w:keepNext w:val="false"/>
               <w:spacing w:after="40" w:before="0"/>
               <w:jc w:val="left"/>
             </w:pPr>
@@ -1605,6 +1656,7 @@
           </w:tcPr>
           <w:p>
             <w:pPr>
+              <w:keepNext w:val="false"/>
               <w:spacing w:after="40" w:before="0"/>
               <w:jc w:val="left"/>
             </w:pPr>
@@ -1637,6 +1689,7 @@
           </w:tcPr>
           <w:p>
             <w:pPr>
+              <w:keepNext w:val="false"/>
               <w:spacing w:after="40" w:before="0"/>
               <w:jc w:val="left"/>
             </w:pPr>
@@ -1669,6 +1722,7 @@
           </w:tcPr>
           <w:p>
             <w:pPr>
+              <w:keepNext w:val="false"/>
               <w:spacing w:after="40" w:before="0"/>
               <w:jc w:val="left"/>
             </w:pPr>
@@ -1703,6 +1757,7 @@
           </w:tcPr>
           <w:p>
             <w:pPr>
+              <w:keepNext w:val="false"/>
               <w:spacing w:after="40" w:before="0"/>
               <w:jc w:val="left"/>
             </w:pPr>
@@ -1735,6 +1790,7 @@
           </w:tcPr>
           <w:p>
             <w:pPr>
+              <w:keepNext w:val="false"/>
               <w:spacing w:after="40" w:before="0"/>
               <w:jc w:val="left"/>
             </w:pPr>
@@ -1767,6 +1823,7 @@
           </w:tcPr>
           <w:p>
             <w:pPr>
+              <w:keepNext w:val="false"/>
               <w:spacing w:after="40" w:before="0"/>
               <w:jc w:val="left"/>
             </w:pPr>
@@ -1799,6 +1856,7 @@
           </w:tcPr>
           <w:p>
             <w:pPr>
+              <w:keepNext w:val="false"/>
               <w:spacing w:after="40" w:before="0"/>
               <w:jc w:val="left"/>
             </w:pPr>
@@ -1833,6 +1891,7 @@
           </w:tcPr>
           <w:p>
             <w:pPr>
+              <w:keepNext w:val="false"/>
               <w:spacing w:after="40" w:before="0"/>
               <w:jc w:val="left"/>
             </w:pPr>
@@ -1865,6 +1924,7 @@
           </w:tcPr>
           <w:p>
             <w:pPr>
+              <w:keepNext w:val="false"/>
               <w:spacing w:after="40" w:before="0"/>
               <w:jc w:val="left"/>
             </w:pPr>
@@ -1897,6 +1957,7 @@
           </w:tcPr>
           <w:p>
             <w:pPr>
+              <w:keepNext w:val="false"/>
               <w:spacing w:after="40" w:before="0"/>
               <w:jc w:val="left"/>
             </w:pPr>
@@ -1929,6 +1990,7 @@
           </w:tcPr>
           <w:p>
             <w:pPr>
+              <w:keepNext w:val="false"/>
               <w:spacing w:after="40" w:before="0"/>
               <w:jc w:val="left"/>
             </w:pPr>
@@ -1963,6 +2025,7 @@
           </w:tcPr>
           <w:p>
             <w:pPr>
+              <w:keepNext w:val="false"/>
               <w:spacing w:after="40" w:before="0"/>
               <w:jc w:val="left"/>
             </w:pPr>
@@ -1995,6 +2058,7 @@
           </w:tcPr>
           <w:p>
             <w:pPr>
+              <w:keepNext w:val="false"/>
               <w:spacing w:after="40" w:before="0"/>
               <w:jc w:val="left"/>
             </w:pPr>
@@ -2027,6 +2091,7 @@
           </w:tcPr>
           <w:p>
             <w:pPr>
+              <w:keepNext w:val="false"/>
               <w:spacing w:after="40" w:before="0"/>
               <w:jc w:val="left"/>
             </w:pPr>
@@ -2059,6 +2124,7 @@
           </w:tcPr>
           <w:p>
             <w:pPr>
+              <w:keepNext w:val="false"/>
               <w:spacing w:after="40" w:before="0"/>
               <w:jc w:val="left"/>
             </w:pPr>
@@ -2093,6 +2159,7 @@
           </w:tcPr>
           <w:p>
             <w:pPr>
+              <w:keepNext w:val="false"/>
               <w:spacing w:after="40" w:before="0"/>
               <w:jc w:val="left"/>
             </w:pPr>
@@ -2125,6 +2192,7 @@
           </w:tcPr>
           <w:p>
             <w:pPr>
+              <w:keepNext w:val="false"/>
               <w:spacing w:after="40" w:before="0"/>
               <w:jc w:val="left"/>
             </w:pPr>
@@ -2157,6 +2225,7 @@
           </w:tcPr>
           <w:p>
             <w:pPr>
+              <w:keepNext w:val="false"/>
               <w:spacing w:after="40" w:before="0"/>
               <w:jc w:val="left"/>
             </w:pPr>
@@ -2189,6 +2258,7 @@
           </w:tcPr>
           <w:p>
             <w:pPr>
+              <w:keepNext w:val="false"/>
               <w:spacing w:after="40" w:before="0"/>
               <w:jc w:val="left"/>
             </w:pPr>
@@ -2223,6 +2293,7 @@
           </w:tcPr>
           <w:p>
             <w:pPr>
+              <w:keepNext w:val="false"/>
               <w:spacing w:after="40" w:before="0"/>
               <w:jc w:val="left"/>
             </w:pPr>
@@ -2255,6 +2326,7 @@
           </w:tcPr>
           <w:p>
             <w:pPr>
+              <w:keepNext w:val="false"/>
               <w:spacing w:after="40" w:before="0"/>
               <w:jc w:val="left"/>
             </w:pPr>
@@ -2287,6 +2359,7 @@
           </w:tcPr>
           <w:p>
             <w:pPr>
+              <w:keepNext w:val="false"/>
               <w:spacing w:after="40" w:before="0"/>
               <w:jc w:val="left"/>
             </w:pPr>
@@ -2319,6 +2392,7 @@
           </w:tcPr>
           <w:p>
             <w:pPr>
+              <w:keepNext w:val="false"/>
               <w:spacing w:after="40" w:before="0"/>
               <w:jc w:val="left"/>
             </w:pPr>
@@ -2457,7 +2531,7 @@
         </w:rPr>
         <w:t xml:space="preserve">© 2026 SeaVuria and ARES. This work is licensed under a </w:t>
       </w:r>
-      <w:hyperlink w:history="1" r:id="rIdazrfkjpuv8dtb-k_tswct">
+      <w:hyperlink w:history="1" r:id="rIdgly7v8xbz3sempcgdli55">
         <w:r>
           <w:rPr>
             <w:rFonts w:ascii="Arial" w:cs="Arial" w:eastAsia="Arial" w:hAnsi="Arial"/>
@@ -2477,7 +2551,7 @@
         </w:rPr>
         <w:t xml:space="preserve"> (</w:t>
       </w:r>
-      <w:hyperlink w:history="1" r:id="rIdqo0oq1jgg9uuygdh0splm">
+      <w:hyperlink w:history="1" r:id="rId5xgqftqxrioawvlvjwu9u">
         <w:r>
           <w:rPr>
             <w:rFonts w:ascii="Arial" w:cs="Arial" w:eastAsia="Arial" w:hAnsi="Arial"/>
@@ -2497,7 +2571,7 @@
         </w:rPr>
         <w:t xml:space="preserve">). To view a copy of this license, visit </w:t>
       </w:r>
-      <w:hyperlink w:history="1" r:id="rIddalndzspwfaepo6uslzuh">
+      <w:hyperlink w:history="1" r:id="rIdl8ifpsg85kn_8vsf2dskz">
         <w:r>
           <w:rPr>
             <w:rFonts w:ascii="Arial" w:cs="Arial" w:eastAsia="Arial" w:hAnsi="Arial"/>

--- a/data/outputs/v2/Essential_Mathematics/SS2.1_Similarity_and_Enlargement/Essential_Mathematics_Similarity_and_Enlargement_FinalExplanation.docx
+++ b/data/outputs/v2/Essential_Mathematics/SS2.1_Similarity_and_Enlargement/Essential_Mathematics_Similarity_and_Enlargement_FinalExplanation.docx
@@ -2531,7 +2531,7 @@
         </w:rPr>
         <w:t xml:space="preserve">© 2026 SeaVuria and ARES. This work is licensed under a </w:t>
       </w:r>
-      <w:hyperlink w:history="1" r:id="rIdgly7v8xbz3sempcgdli55">
+      <w:hyperlink w:history="1" r:id="rIdngodarvpu1i3og2vfhgcu">
         <w:r>
           <w:rPr>
             <w:rFonts w:ascii="Arial" w:cs="Arial" w:eastAsia="Arial" w:hAnsi="Arial"/>
@@ -2551,7 +2551,7 @@
         </w:rPr>
         <w:t xml:space="preserve"> (</w:t>
       </w:r>
-      <w:hyperlink w:history="1" r:id="rId5xgqftqxrioawvlvjwu9u">
+      <w:hyperlink w:history="1" r:id="rIde6kvp_7xfdxlkwlotathh">
         <w:r>
           <w:rPr>
             <w:rFonts w:ascii="Arial" w:cs="Arial" w:eastAsia="Arial" w:hAnsi="Arial"/>
@@ -2571,7 +2571,7 @@
         </w:rPr>
         <w:t xml:space="preserve">). To view a copy of this license, visit </w:t>
       </w:r>
-      <w:hyperlink w:history="1" r:id="rIdl8ifpsg85kn_8vsf2dskz">
+      <w:hyperlink w:history="1" r:id="rIdgqroej1slxb91ziqmmfxc">
         <w:r>
           <w:rPr>
             <w:rFonts w:ascii="Arial" w:cs="Arial" w:eastAsia="Arial" w:hAnsi="Arial"/>
